--- a/Docs/sprint_6/Marketplace Security Report.docx
+++ b/Docs/sprint_6/Marketplace Security Report.docx
@@ -90,7 +90,7 @@
             </w:rPr>
             <w:fldChar w:fldCharType="separate"/>
           </w:r>
-          <w:hyperlink w:anchor="_Toc169682218" w:history="1">
+          <w:hyperlink w:anchor="_Toc169855630" w:history="1">
             <w:r>
               <w:rPr>
                 <w:rStyle w:val="Hyperlink"/>
@@ -137,7 +137,7 @@
                 <w:noProof/>
                 <w:webHidden/>
               </w:rPr>
-              <w:instrText xml:space="preserve"> PAGEREF _Toc169682218 \h </w:instrText>
+              <w:instrText xml:space="preserve"> PAGEREF _Toc169855630 \h </w:instrText>
             </w:r>
             <w:r>
               <w:rPr>
@@ -184,7 +184,7 @@
               <w:noProof/>
             </w:rPr>
           </w:pPr>
-          <w:hyperlink w:anchor="_Toc169682219" w:history="1">
+          <w:hyperlink w:anchor="_Toc169855631" w:history="1">
             <w:r>
               <w:rPr>
                 <w:rStyle w:val="Hyperlink"/>
@@ -210,6 +210,100 @@
                 <w:noProof/>
                 <w:lang w:val="en-US"/>
               </w:rPr>
+              <w:t>Risk Assessment</w:t>
+            </w:r>
+            <w:r>
+              <w:rPr>
+                <w:noProof/>
+                <w:webHidden/>
+              </w:rPr>
+              <w:tab/>
+            </w:r>
+            <w:r>
+              <w:rPr>
+                <w:noProof/>
+                <w:webHidden/>
+              </w:rPr>
+              <w:fldChar w:fldCharType="begin"/>
+            </w:r>
+            <w:r>
+              <w:rPr>
+                <w:noProof/>
+                <w:webHidden/>
+              </w:rPr>
+              <w:instrText xml:space="preserve"> PAGEREF _Toc169855631 \h </w:instrText>
+            </w:r>
+            <w:r>
+              <w:rPr>
+                <w:noProof/>
+                <w:webHidden/>
+              </w:rPr>
+            </w:r>
+            <w:r>
+              <w:rPr>
+                <w:noProof/>
+                <w:webHidden/>
+              </w:rPr>
+              <w:fldChar w:fldCharType="separate"/>
+            </w:r>
+            <w:r>
+              <w:rPr>
+                <w:noProof/>
+                <w:webHidden/>
+              </w:rPr>
+              <w:t>3</w:t>
+            </w:r>
+            <w:r>
+              <w:rPr>
+                <w:noProof/>
+                <w:webHidden/>
+              </w:rPr>
+              <w:fldChar w:fldCharType="end"/>
+            </w:r>
+          </w:hyperlink>
+        </w:p>
+        <w:p>
+          <w:pPr>
+            <w:pStyle w:val="TOC1"/>
+            <w:tabs>
+              <w:tab w:val="left" w:pos="480"/>
+              <w:tab w:val="right" w:leader="dot" w:pos="9350"/>
+            </w:tabs>
+            <w:rPr>
+              <w:rFonts w:eastAsiaTheme="minorEastAsia" w:cstheme="minorBidi"/>
+              <w:b w:val="0"/>
+              <w:bCs w:val="0"/>
+              <w:i w:val="0"/>
+              <w:iCs w:val="0"/>
+              <w:noProof/>
+            </w:rPr>
+          </w:pPr>
+          <w:hyperlink w:anchor="_Toc169855632" w:history="1">
+            <w:r>
+              <w:rPr>
+                <w:rStyle w:val="Hyperlink"/>
+                <w:noProof/>
+                <w:lang w:val="en-US"/>
+              </w:rPr>
+              <w:t>3.</w:t>
+            </w:r>
+            <w:r>
+              <w:rPr>
+                <w:rFonts w:eastAsiaTheme="minorEastAsia" w:cstheme="minorBidi"/>
+                <w:b w:val="0"/>
+                <w:bCs w:val="0"/>
+                <w:i w:val="0"/>
+                <w:iCs w:val="0"/>
+                <w:noProof/>
+              </w:rPr>
+              <w:tab/>
+            </w:r>
+            <w:r>
+              <w:rPr>
+                <w:rStyle w:val="Hyperlink"/>
+                <w:noProof/>
+                <w:lang w:val="en-US"/>
+              </w:rPr>
               <w:t>Broken Access Control</w:t>
             </w:r>
             <w:r>
@@ -231,7 +325,7 @@
                 <w:noProof/>
                 <w:webHidden/>
               </w:rPr>
-              <w:instrText xml:space="preserve"> PAGEREF _Toc169682219 \h </w:instrText>
+              <w:instrText xml:space="preserve"> PAGEREF _Toc169855632 \h </w:instrText>
             </w:r>
             <w:r>
               <w:rPr>
@@ -251,7 +345,7 @@
                 <w:noProof/>
                 <w:webHidden/>
               </w:rPr>
-              <w:t>2</w:t>
+              <w:t>3</w:t>
             </w:r>
             <w:r>
               <w:rPr>
@@ -278,7 +372,7 @@
               <w:szCs w:val="24"/>
             </w:rPr>
           </w:pPr>
-          <w:hyperlink w:anchor="_Toc169682220" w:history="1">
+          <w:hyperlink w:anchor="_Toc169855633" w:history="1">
             <w:r>
               <w:rPr>
                 <w:rStyle w:val="Hyperlink"/>
@@ -325,7 +419,7 @@
                 <w:noProof/>
                 <w:webHidden/>
               </w:rPr>
-              <w:instrText xml:space="preserve"> PAGEREF _Toc169682220 \h </w:instrText>
+              <w:instrText xml:space="preserve"> PAGEREF _Toc169855633 \h </w:instrText>
             </w:r>
             <w:r>
               <w:rPr>
@@ -345,7 +439,7 @@
                 <w:noProof/>
                 <w:webHidden/>
               </w:rPr>
-              <w:t>2</w:t>
+              <w:t>3</w:t>
             </w:r>
             <w:r>
               <w:rPr>
@@ -372,7 +466,7 @@
               <w:szCs w:val="24"/>
             </w:rPr>
           </w:pPr>
-          <w:hyperlink w:anchor="_Toc169682221" w:history="1">
+          <w:hyperlink w:anchor="_Toc169855634" w:history="1">
             <w:r>
               <w:rPr>
                 <w:rStyle w:val="Hyperlink"/>
@@ -419,7 +513,7 @@
                 <w:noProof/>
                 <w:webHidden/>
               </w:rPr>
-              <w:instrText xml:space="preserve"> PAGEREF _Toc169682221 \h </w:instrText>
+              <w:instrText xml:space="preserve"> PAGEREF _Toc169855634 \h </w:instrText>
             </w:r>
             <w:r>
               <w:rPr>
@@ -439,7 +533,7 @@
                 <w:noProof/>
                 <w:webHidden/>
               </w:rPr>
-              <w:t>2</w:t>
+              <w:t>3</w:t>
             </w:r>
             <w:r>
               <w:rPr>
@@ -466,7 +560,7 @@
               <w:szCs w:val="24"/>
             </w:rPr>
           </w:pPr>
-          <w:hyperlink w:anchor="_Toc169682222" w:history="1">
+          <w:hyperlink w:anchor="_Toc169855635" w:history="1">
             <w:r>
               <w:rPr>
                 <w:rStyle w:val="Hyperlink"/>
@@ -513,7 +607,7 @@
                 <w:noProof/>
                 <w:webHidden/>
               </w:rPr>
-              <w:instrText xml:space="preserve"> PAGEREF _Toc169682222 \h </w:instrText>
+              <w:instrText xml:space="preserve"> PAGEREF _Toc169855635 \h </w:instrText>
             </w:r>
             <w:r>
               <w:rPr>
@@ -533,7 +627,7 @@
                 <w:noProof/>
                 <w:webHidden/>
               </w:rPr>
-              <w:t>2</w:t>
+              <w:t>3</w:t>
             </w:r>
             <w:r>
               <w:rPr>
@@ -560,14 +654,14 @@
               <w:noProof/>
             </w:rPr>
           </w:pPr>
-          <w:hyperlink w:anchor="_Toc169682223" w:history="1">
+          <w:hyperlink w:anchor="_Toc169855636" w:history="1">
             <w:r>
               <w:rPr>
                 <w:rStyle w:val="Hyperlink"/>
                 <w:noProof/>
                 <w:lang w:val="ru-RU"/>
               </w:rPr>
-              <w:t>3.</w:t>
+              <w:t>4.</w:t>
             </w:r>
             <w:r>
               <w:rPr>
@@ -607,7 +701,7 @@
                 <w:noProof/>
                 <w:webHidden/>
               </w:rPr>
-              <w:instrText xml:space="preserve"> PAGEREF _Toc169682223 \h </w:instrText>
+              <w:instrText xml:space="preserve"> PAGEREF _Toc169855636 \h </w:instrText>
             </w:r>
             <w:r>
               <w:rPr>
@@ -627,7 +721,7 @@
                 <w:noProof/>
                 <w:webHidden/>
               </w:rPr>
-              <w:t>3</w:t>
+              <w:t>4</w:t>
             </w:r>
             <w:r>
               <w:rPr>
@@ -654,7 +748,7 @@
               <w:szCs w:val="24"/>
             </w:rPr>
           </w:pPr>
-          <w:hyperlink w:anchor="_Toc169682224" w:history="1">
+          <w:hyperlink w:anchor="_Toc169855637" w:history="1">
             <w:r>
               <w:rPr>
                 <w:rStyle w:val="Hyperlink"/>
@@ -701,7 +795,7 @@
                 <w:noProof/>
                 <w:webHidden/>
               </w:rPr>
-              <w:instrText xml:space="preserve"> PAGEREF _Toc169682224 \h </w:instrText>
+              <w:instrText xml:space="preserve"> PAGEREF _Toc169855637 \h </w:instrText>
             </w:r>
             <w:r>
               <w:rPr>
@@ -721,7 +815,7 @@
                 <w:noProof/>
                 <w:webHidden/>
               </w:rPr>
-              <w:t>3</w:t>
+              <w:t>4</w:t>
             </w:r>
             <w:r>
               <w:rPr>
@@ -748,7 +842,7 @@
               <w:szCs w:val="24"/>
             </w:rPr>
           </w:pPr>
-          <w:hyperlink w:anchor="_Toc169682225" w:history="1">
+          <w:hyperlink w:anchor="_Toc169855638" w:history="1">
             <w:r>
               <w:rPr>
                 <w:rStyle w:val="Hyperlink"/>
@@ -795,7 +889,7 @@
                 <w:noProof/>
                 <w:webHidden/>
               </w:rPr>
-              <w:instrText xml:space="preserve"> PAGEREF _Toc169682225 \h </w:instrText>
+              <w:instrText xml:space="preserve"> PAGEREF _Toc169855638 \h </w:instrText>
             </w:r>
             <w:r>
               <w:rPr>
@@ -815,7 +909,7 @@
                 <w:noProof/>
                 <w:webHidden/>
               </w:rPr>
-              <w:t>3</w:t>
+              <w:t>4</w:t>
             </w:r>
             <w:r>
               <w:rPr>
@@ -842,14 +936,14 @@
               <w:noProof/>
             </w:rPr>
           </w:pPr>
-          <w:hyperlink w:anchor="_Toc169682226" w:history="1">
+          <w:hyperlink w:anchor="_Toc169855639" w:history="1">
             <w:r>
               <w:rPr>
                 <w:rStyle w:val="Hyperlink"/>
                 <w:noProof/>
                 <w:lang w:val="en-US"/>
               </w:rPr>
-              <w:t>4.</w:t>
+              <w:t>5.</w:t>
             </w:r>
             <w:r>
               <w:rPr>
@@ -889,7 +983,7 @@
                 <w:noProof/>
                 <w:webHidden/>
               </w:rPr>
-              <w:instrText xml:space="preserve"> PAGEREF _Toc169682226 \h </w:instrText>
+              <w:instrText xml:space="preserve"> PAGEREF _Toc169855639 \h </w:instrText>
             </w:r>
             <w:r>
               <w:rPr>
@@ -909,7 +1003,7 @@
                 <w:noProof/>
                 <w:webHidden/>
               </w:rPr>
-              <w:t>3</w:t>
+              <w:t>4</w:t>
             </w:r>
             <w:r>
               <w:rPr>
@@ -936,7 +1030,7 @@
               <w:szCs w:val="24"/>
             </w:rPr>
           </w:pPr>
-          <w:hyperlink w:anchor="_Toc169682227" w:history="1">
+          <w:hyperlink w:anchor="_Toc169855640" w:history="1">
             <w:r>
               <w:rPr>
                 <w:rStyle w:val="Hyperlink"/>
@@ -983,7 +1077,7 @@
                 <w:noProof/>
                 <w:webHidden/>
               </w:rPr>
-              <w:instrText xml:space="preserve"> PAGEREF _Toc169682227 \h </w:instrText>
+              <w:instrText xml:space="preserve"> PAGEREF _Toc169855640 \h </w:instrText>
             </w:r>
             <w:r>
               <w:rPr>
@@ -1003,7 +1097,7 @@
                 <w:noProof/>
                 <w:webHidden/>
               </w:rPr>
-              <w:t>3</w:t>
+              <w:t>4</w:t>
             </w:r>
             <w:r>
               <w:rPr>
@@ -1030,7 +1124,7 @@
               <w:szCs w:val="24"/>
             </w:rPr>
           </w:pPr>
-          <w:hyperlink w:anchor="_Toc169682228" w:history="1">
+          <w:hyperlink w:anchor="_Toc169855641" w:history="1">
             <w:r>
               <w:rPr>
                 <w:rStyle w:val="Hyperlink"/>
@@ -1077,7 +1171,7 @@
                 <w:noProof/>
                 <w:webHidden/>
               </w:rPr>
-              <w:instrText xml:space="preserve"> PAGEREF _Toc169682228 \h </w:instrText>
+              <w:instrText xml:space="preserve"> PAGEREF _Toc169855641 \h </w:instrText>
             </w:r>
             <w:r>
               <w:rPr>
@@ -1097,7 +1191,7 @@
                 <w:noProof/>
                 <w:webHidden/>
               </w:rPr>
-              <w:t>3</w:t>
+              <w:t>4</w:t>
             </w:r>
             <w:r>
               <w:rPr>
@@ -1124,7 +1218,7 @@
               <w:szCs w:val="24"/>
             </w:rPr>
           </w:pPr>
-          <w:hyperlink w:anchor="_Toc169682229" w:history="1">
+          <w:hyperlink w:anchor="_Toc169855642" w:history="1">
             <w:r>
               <w:rPr>
                 <w:rStyle w:val="Hyperlink"/>
@@ -1171,7 +1265,7 @@
                 <w:noProof/>
                 <w:webHidden/>
               </w:rPr>
-              <w:instrText xml:space="preserve"> PAGEREF _Toc169682229 \h </w:instrText>
+              <w:instrText xml:space="preserve"> PAGEREF _Toc169855642 \h </w:instrText>
             </w:r>
             <w:r>
               <w:rPr>
@@ -1191,7 +1285,7 @@
                 <w:noProof/>
                 <w:webHidden/>
               </w:rPr>
-              <w:t>4</w:t>
+              <w:t>5</w:t>
             </w:r>
             <w:r>
               <w:rPr>
@@ -1218,14 +1312,14 @@
               <w:noProof/>
             </w:rPr>
           </w:pPr>
-          <w:hyperlink w:anchor="_Toc169682230" w:history="1">
+          <w:hyperlink w:anchor="_Toc169855643" w:history="1">
             <w:r>
               <w:rPr>
                 <w:rStyle w:val="Hyperlink"/>
                 <w:noProof/>
                 <w:lang w:val="en-US"/>
               </w:rPr>
-              <w:t>5.</w:t>
+              <w:t>6.</w:t>
             </w:r>
             <w:r>
               <w:rPr>
@@ -1265,7 +1359,7 @@
                 <w:noProof/>
                 <w:webHidden/>
               </w:rPr>
-              <w:instrText xml:space="preserve"> PAGEREF _Toc169682230 \h </w:instrText>
+              <w:instrText xml:space="preserve"> PAGEREF _Toc169855643 \h </w:instrText>
             </w:r>
             <w:r>
               <w:rPr>
@@ -1285,7 +1379,7 @@
                 <w:noProof/>
                 <w:webHidden/>
               </w:rPr>
-              <w:t>5</w:t>
+              <w:t>6</w:t>
             </w:r>
             <w:r>
               <w:rPr>
@@ -1312,7 +1406,7 @@
               <w:szCs w:val="24"/>
             </w:rPr>
           </w:pPr>
-          <w:hyperlink w:anchor="_Toc169682231" w:history="1">
+          <w:hyperlink w:anchor="_Toc169855644" w:history="1">
             <w:r>
               <w:rPr>
                 <w:rStyle w:val="Hyperlink"/>
@@ -1359,7 +1453,7 @@
                 <w:noProof/>
                 <w:webHidden/>
               </w:rPr>
-              <w:instrText xml:space="preserve"> PAGEREF _Toc169682231 \h </w:instrText>
+              <w:instrText xml:space="preserve"> PAGEREF _Toc169855644 \h </w:instrText>
             </w:r>
             <w:r>
               <w:rPr>
@@ -1379,7 +1473,7 @@
                 <w:noProof/>
                 <w:webHidden/>
               </w:rPr>
-              <w:t>5</w:t>
+              <w:t>6</w:t>
             </w:r>
             <w:r>
               <w:rPr>
@@ -1406,7 +1500,7 @@
               <w:szCs w:val="24"/>
             </w:rPr>
           </w:pPr>
-          <w:hyperlink w:anchor="_Toc169682232" w:history="1">
+          <w:hyperlink w:anchor="_Toc169855645" w:history="1">
             <w:r>
               <w:rPr>
                 <w:rStyle w:val="Hyperlink"/>
@@ -1453,7 +1547,7 @@
                 <w:noProof/>
                 <w:webHidden/>
               </w:rPr>
-              <w:instrText xml:space="preserve"> PAGEREF _Toc169682232 \h </w:instrText>
+              <w:instrText xml:space="preserve"> PAGEREF _Toc169855645 \h </w:instrText>
             </w:r>
             <w:r>
               <w:rPr>
@@ -1473,7 +1567,7 @@
                 <w:noProof/>
                 <w:webHidden/>
               </w:rPr>
-              <w:t>5</w:t>
+              <w:t>6</w:t>
             </w:r>
             <w:r>
               <w:rPr>
@@ -1500,14 +1594,14 @@
               <w:noProof/>
             </w:rPr>
           </w:pPr>
-          <w:hyperlink w:anchor="_Toc169682233" w:history="1">
+          <w:hyperlink w:anchor="_Toc169855646" w:history="1">
             <w:r>
               <w:rPr>
                 <w:rStyle w:val="Hyperlink"/>
                 <w:noProof/>
                 <w:lang w:val="en-US"/>
               </w:rPr>
-              <w:t>6.</w:t>
+              <w:t>7.</w:t>
             </w:r>
             <w:r>
               <w:rPr>
@@ -1547,7 +1641,7 @@
                 <w:noProof/>
                 <w:webHidden/>
               </w:rPr>
-              <w:instrText xml:space="preserve"> PAGEREF _Toc169682233 \h </w:instrText>
+              <w:instrText xml:space="preserve"> PAGEREF _Toc169855646 \h </w:instrText>
             </w:r>
             <w:r>
               <w:rPr>
@@ -1567,7 +1661,7 @@
                 <w:noProof/>
                 <w:webHidden/>
               </w:rPr>
-              <w:t>5</w:t>
+              <w:t>6</w:t>
             </w:r>
             <w:r>
               <w:rPr>
@@ -1594,7 +1688,7 @@
               <w:szCs w:val="24"/>
             </w:rPr>
           </w:pPr>
-          <w:hyperlink w:anchor="_Toc169682234" w:history="1">
+          <w:hyperlink w:anchor="_Toc169855647" w:history="1">
             <w:r>
               <w:rPr>
                 <w:rStyle w:val="Hyperlink"/>
@@ -1641,7 +1735,7 @@
                 <w:noProof/>
                 <w:webHidden/>
               </w:rPr>
-              <w:instrText xml:space="preserve"> PAGEREF _Toc169682234 \h </w:instrText>
+              <w:instrText xml:space="preserve"> PAGEREF _Toc169855647 \h </w:instrText>
             </w:r>
             <w:r>
               <w:rPr>
@@ -1661,7 +1755,7 @@
                 <w:noProof/>
                 <w:webHidden/>
               </w:rPr>
-              <w:t>5</w:t>
+              <w:t>6</w:t>
             </w:r>
             <w:r>
               <w:rPr>
@@ -1688,7 +1782,7 @@
               <w:szCs w:val="24"/>
             </w:rPr>
           </w:pPr>
-          <w:hyperlink w:anchor="_Toc169682235" w:history="1">
+          <w:hyperlink w:anchor="_Toc169855648" w:history="1">
             <w:r>
               <w:rPr>
                 <w:rStyle w:val="Hyperlink"/>
@@ -1735,7 +1829,7 @@
                 <w:noProof/>
                 <w:webHidden/>
               </w:rPr>
-              <w:instrText xml:space="preserve"> PAGEREF _Toc169682235 \h </w:instrText>
+              <w:instrText xml:space="preserve"> PAGEREF _Toc169855648 \h </w:instrText>
             </w:r>
             <w:r>
               <w:rPr>
@@ -1755,7 +1849,7 @@
                 <w:noProof/>
                 <w:webHidden/>
               </w:rPr>
-              <w:t>5</w:t>
+              <w:t>6</w:t>
             </w:r>
             <w:r>
               <w:rPr>
@@ -1782,14 +1876,14 @@
               <w:noProof/>
             </w:rPr>
           </w:pPr>
-          <w:hyperlink w:anchor="_Toc169682236" w:history="1">
+          <w:hyperlink w:anchor="_Toc169855649" w:history="1">
             <w:r>
               <w:rPr>
                 <w:rStyle w:val="Hyperlink"/>
                 <w:noProof/>
                 <w:lang w:val="en-US"/>
               </w:rPr>
-              <w:t>7.</w:t>
+              <w:t>8.</w:t>
             </w:r>
             <w:r>
               <w:rPr>
@@ -1829,7 +1923,7 @@
                 <w:noProof/>
                 <w:webHidden/>
               </w:rPr>
-              <w:instrText xml:space="preserve"> PAGEREF _Toc169682236 \h </w:instrText>
+              <w:instrText xml:space="preserve"> PAGEREF _Toc169855649 \h </w:instrText>
             </w:r>
             <w:r>
               <w:rPr>
@@ -1849,7 +1943,7 @@
                 <w:noProof/>
                 <w:webHidden/>
               </w:rPr>
-              <w:t>5</w:t>
+              <w:t>6</w:t>
             </w:r>
             <w:r>
               <w:rPr>
@@ -1876,7 +1970,7 @@
               <w:szCs w:val="24"/>
             </w:rPr>
           </w:pPr>
-          <w:hyperlink w:anchor="_Toc169682237" w:history="1">
+          <w:hyperlink w:anchor="_Toc169855650" w:history="1">
             <w:r>
               <w:rPr>
                 <w:rStyle w:val="Hyperlink"/>
@@ -1923,7 +2017,7 @@
                 <w:noProof/>
                 <w:webHidden/>
               </w:rPr>
-              <w:instrText xml:space="preserve"> PAGEREF _Toc169682237 \h </w:instrText>
+              <w:instrText xml:space="preserve"> PAGEREF _Toc169855650 \h </w:instrText>
             </w:r>
             <w:r>
               <w:rPr>
@@ -1943,7 +2037,7 @@
                 <w:noProof/>
                 <w:webHidden/>
               </w:rPr>
-              <w:t>5</w:t>
+              <w:t>6</w:t>
             </w:r>
             <w:r>
               <w:rPr>
@@ -1970,7 +2064,7 @@
               <w:szCs w:val="24"/>
             </w:rPr>
           </w:pPr>
-          <w:hyperlink w:anchor="_Toc169682238" w:history="1">
+          <w:hyperlink w:anchor="_Toc169855651" w:history="1">
             <w:r>
               <w:rPr>
                 <w:rStyle w:val="Hyperlink"/>
@@ -2017,7 +2111,7 @@
                 <w:noProof/>
                 <w:webHidden/>
               </w:rPr>
-              <w:instrText xml:space="preserve"> PAGEREF _Toc169682238 \h </w:instrText>
+              <w:instrText xml:space="preserve"> PAGEREF _Toc169855651 \h </w:instrText>
             </w:r>
             <w:r>
               <w:rPr>
@@ -2037,7 +2131,7 @@
                 <w:noProof/>
                 <w:webHidden/>
               </w:rPr>
-              <w:t>5</w:t>
+              <w:t>6</w:t>
             </w:r>
             <w:r>
               <w:rPr>
@@ -2064,7 +2158,7 @@
               <w:szCs w:val="24"/>
             </w:rPr>
           </w:pPr>
-          <w:hyperlink w:anchor="_Toc169682239" w:history="1">
+          <w:hyperlink w:anchor="_Toc169855652" w:history="1">
             <w:r>
               <w:rPr>
                 <w:rStyle w:val="Hyperlink"/>
@@ -2111,7 +2205,7 @@
                 <w:noProof/>
                 <w:webHidden/>
               </w:rPr>
-              <w:instrText xml:space="preserve"> PAGEREF _Toc169682239 \h </w:instrText>
+              <w:instrText xml:space="preserve"> PAGEREF _Toc169855652 \h </w:instrText>
             </w:r>
             <w:r>
               <w:rPr>
@@ -2131,7 +2225,7 @@
                 <w:noProof/>
                 <w:webHidden/>
               </w:rPr>
-              <w:t>5</w:t>
+              <w:t>6</w:t>
             </w:r>
             <w:r>
               <w:rPr>
@@ -2158,14 +2252,14 @@
               <w:noProof/>
             </w:rPr>
           </w:pPr>
-          <w:hyperlink w:anchor="_Toc169682240" w:history="1">
+          <w:hyperlink w:anchor="_Toc169855653" w:history="1">
             <w:r>
               <w:rPr>
                 <w:rStyle w:val="Hyperlink"/>
                 <w:noProof/>
                 <w:lang w:val="en-US"/>
               </w:rPr>
-              <w:t>8.</w:t>
+              <w:t>9.</w:t>
             </w:r>
             <w:r>
               <w:rPr>
@@ -2205,7 +2299,7 @@
                 <w:noProof/>
                 <w:webHidden/>
               </w:rPr>
-              <w:instrText xml:space="preserve"> PAGEREF _Toc169682240 \h </w:instrText>
+              <w:instrText xml:space="preserve"> PAGEREF _Toc169855653 \h </w:instrText>
             </w:r>
             <w:r>
               <w:rPr>
@@ -2225,7 +2319,7 @@
                 <w:noProof/>
                 <w:webHidden/>
               </w:rPr>
-              <w:t>5</w:t>
+              <w:t>6</w:t>
             </w:r>
             <w:r>
               <w:rPr>
@@ -2252,7 +2346,7 @@
               <w:szCs w:val="24"/>
             </w:rPr>
           </w:pPr>
-          <w:hyperlink w:anchor="_Toc169682241" w:history="1">
+          <w:hyperlink w:anchor="_Toc169855654" w:history="1">
             <w:r>
               <w:rPr>
                 <w:rStyle w:val="Hyperlink"/>
@@ -2299,7 +2393,7 @@
                 <w:noProof/>
                 <w:webHidden/>
               </w:rPr>
-              <w:instrText xml:space="preserve"> PAGEREF _Toc169682241 \h </w:instrText>
+              <w:instrText xml:space="preserve"> PAGEREF _Toc169855654 \h </w:instrText>
             </w:r>
             <w:r>
               <w:rPr>
@@ -2319,7 +2413,7 @@
                 <w:noProof/>
                 <w:webHidden/>
               </w:rPr>
-              <w:t>5</w:t>
+              <w:t>6</w:t>
             </w:r>
             <w:r>
               <w:rPr>
@@ -2346,7 +2440,7 @@
               <w:szCs w:val="24"/>
             </w:rPr>
           </w:pPr>
-          <w:hyperlink w:anchor="_Toc169682242" w:history="1">
+          <w:hyperlink w:anchor="_Toc169855655" w:history="1">
             <w:r>
               <w:rPr>
                 <w:rStyle w:val="Hyperlink"/>
@@ -2393,7 +2487,7 @@
                 <w:noProof/>
                 <w:webHidden/>
               </w:rPr>
-              <w:instrText xml:space="preserve"> PAGEREF _Toc169682242 \h </w:instrText>
+              <w:instrText xml:space="preserve"> PAGEREF _Toc169855655 \h </w:instrText>
             </w:r>
             <w:r>
               <w:rPr>
@@ -2413,7 +2507,7 @@
                 <w:noProof/>
                 <w:webHidden/>
               </w:rPr>
-              <w:t>5</w:t>
+              <w:t>6</w:t>
             </w:r>
             <w:r>
               <w:rPr>
@@ -2440,7 +2534,7 @@
               <w:szCs w:val="24"/>
             </w:rPr>
           </w:pPr>
-          <w:hyperlink w:anchor="_Toc169682243" w:history="1">
+          <w:hyperlink w:anchor="_Toc169855656" w:history="1">
             <w:r>
               <w:rPr>
                 <w:rStyle w:val="Hyperlink"/>
@@ -2487,7 +2581,7 @@
                 <w:noProof/>
                 <w:webHidden/>
               </w:rPr>
-              <w:instrText xml:space="preserve"> PAGEREF _Toc169682243 \h </w:instrText>
+              <w:instrText xml:space="preserve"> PAGEREF _Toc169855656 \h </w:instrText>
             </w:r>
             <w:r>
               <w:rPr>
@@ -2507,7 +2601,7 @@
                 <w:noProof/>
                 <w:webHidden/>
               </w:rPr>
-              <w:t>5</w:t>
+              <w:t>6</w:t>
             </w:r>
             <w:r>
               <w:rPr>
@@ -2522,7 +2616,7 @@
           <w:pPr>
             <w:pStyle w:val="TOC1"/>
             <w:tabs>
-              <w:tab w:val="left" w:pos="480"/>
+              <w:tab w:val="left" w:pos="720"/>
               <w:tab w:val="right" w:leader="dot" w:pos="9350"/>
             </w:tabs>
             <w:rPr>
@@ -2534,14 +2628,14 @@
               <w:noProof/>
             </w:rPr>
           </w:pPr>
-          <w:hyperlink w:anchor="_Toc169682244" w:history="1">
+          <w:hyperlink w:anchor="_Toc169855657" w:history="1">
             <w:r>
               <w:rPr>
                 <w:rStyle w:val="Hyperlink"/>
                 <w:noProof/>
                 <w:lang w:val="en-US"/>
               </w:rPr>
-              <w:t>9.</w:t>
+              <w:t>10.</w:t>
             </w:r>
             <w:r>
               <w:rPr>
@@ -2581,7 +2675,7 @@
                 <w:noProof/>
                 <w:webHidden/>
               </w:rPr>
-              <w:instrText xml:space="preserve"> PAGEREF _Toc169682244 \h </w:instrText>
+              <w:instrText xml:space="preserve"> PAGEREF _Toc169855657 \h </w:instrText>
             </w:r>
             <w:r>
               <w:rPr>
@@ -2601,7 +2695,7 @@
                 <w:noProof/>
                 <w:webHidden/>
               </w:rPr>
-              <w:t>5</w:t>
+              <w:t>6</w:t>
             </w:r>
             <w:r>
               <w:rPr>
@@ -2628,7 +2722,7 @@
               <w:szCs w:val="24"/>
             </w:rPr>
           </w:pPr>
-          <w:hyperlink w:anchor="_Toc169682245" w:history="1">
+          <w:hyperlink w:anchor="_Toc169855658" w:history="1">
             <w:r>
               <w:rPr>
                 <w:rStyle w:val="Hyperlink"/>
@@ -2675,7 +2769,7 @@
                 <w:noProof/>
                 <w:webHidden/>
               </w:rPr>
-              <w:instrText xml:space="preserve"> PAGEREF _Toc169682245 \h </w:instrText>
+              <w:instrText xml:space="preserve"> PAGEREF _Toc169855658 \h </w:instrText>
             </w:r>
             <w:r>
               <w:rPr>
@@ -2695,7 +2789,7 @@
                 <w:noProof/>
                 <w:webHidden/>
               </w:rPr>
-              <w:t>5</w:t>
+              <w:t>6</w:t>
             </w:r>
             <w:r>
               <w:rPr>
@@ -2722,7 +2816,7 @@
               <w:szCs w:val="24"/>
             </w:rPr>
           </w:pPr>
-          <w:hyperlink w:anchor="_Toc169682246" w:history="1">
+          <w:hyperlink w:anchor="_Toc169855659" w:history="1">
             <w:r>
               <w:rPr>
                 <w:rStyle w:val="Hyperlink"/>
@@ -2769,7 +2863,7 @@
                 <w:noProof/>
                 <w:webHidden/>
               </w:rPr>
-              <w:instrText xml:space="preserve"> PAGEREF _Toc169682246 \h </w:instrText>
+              <w:instrText xml:space="preserve"> PAGEREF _Toc169855659 \h </w:instrText>
             </w:r>
             <w:r>
               <w:rPr>
@@ -2789,7 +2883,101 @@
                 <w:noProof/>
                 <w:webHidden/>
               </w:rPr>
-              <w:t>5</w:t>
+              <w:t>6</w:t>
+            </w:r>
+            <w:r>
+              <w:rPr>
+                <w:noProof/>
+                <w:webHidden/>
+              </w:rPr>
+              <w:fldChar w:fldCharType="end"/>
+            </w:r>
+          </w:hyperlink>
+        </w:p>
+        <w:p>
+          <w:pPr>
+            <w:pStyle w:val="TOC2"/>
+            <w:tabs>
+              <w:tab w:val="left" w:pos="720"/>
+              <w:tab w:val="right" w:leader="dot" w:pos="9350"/>
+            </w:tabs>
+            <w:rPr>
+              <w:rFonts w:eastAsiaTheme="minorEastAsia" w:cstheme="minorBidi"/>
+              <w:b w:val="0"/>
+              <w:bCs w:val="0"/>
+              <w:noProof/>
+              <w:sz w:val="24"/>
+              <w:szCs w:val="24"/>
+            </w:rPr>
+          </w:pPr>
+          <w:hyperlink w:anchor="_Toc169855660" w:history="1">
+            <w:r>
+              <w:rPr>
+                <w:rStyle w:val="Hyperlink"/>
+                <w:noProof/>
+                <w:lang w:val="en-US"/>
+              </w:rPr>
+              <w:t>c.</w:t>
+            </w:r>
+            <w:r>
+              <w:rPr>
+                <w:rFonts w:eastAsiaTheme="minorEastAsia" w:cstheme="minorBidi"/>
+                <w:b w:val="0"/>
+                <w:bCs w:val="0"/>
+                <w:noProof/>
+                <w:sz w:val="24"/>
+                <w:szCs w:val="24"/>
+              </w:rPr>
+              <w:tab/>
+            </w:r>
+            <w:r>
+              <w:rPr>
+                <w:rStyle w:val="Hyperlink"/>
+                <w:noProof/>
+                <w:lang w:val="en-US"/>
+              </w:rPr>
+              <w:t>Implementation:</w:t>
+            </w:r>
+            <w:r>
+              <w:rPr>
+                <w:noProof/>
+                <w:webHidden/>
+              </w:rPr>
+              <w:tab/>
+            </w:r>
+            <w:r>
+              <w:rPr>
+                <w:noProof/>
+                <w:webHidden/>
+              </w:rPr>
+              <w:fldChar w:fldCharType="begin"/>
+            </w:r>
+            <w:r>
+              <w:rPr>
+                <w:noProof/>
+                <w:webHidden/>
+              </w:rPr>
+              <w:instrText xml:space="preserve"> PAGEREF _Toc169855660 \h </w:instrText>
+            </w:r>
+            <w:r>
+              <w:rPr>
+                <w:noProof/>
+                <w:webHidden/>
+              </w:rPr>
+            </w:r>
+            <w:r>
+              <w:rPr>
+                <w:noProof/>
+                <w:webHidden/>
+              </w:rPr>
+              <w:fldChar w:fldCharType="separate"/>
+            </w:r>
+            <w:r>
+              <w:rPr>
+                <w:noProof/>
+                <w:webHidden/>
+              </w:rPr>
+              <w:t>7</w:t>
             </w:r>
             <w:r>
               <w:rPr>
@@ -2816,14 +3004,14 @@
               <w:noProof/>
             </w:rPr>
           </w:pPr>
-          <w:hyperlink w:anchor="_Toc169682247" w:history="1">
+          <w:hyperlink w:anchor="_Toc169855661" w:history="1">
             <w:r>
               <w:rPr>
                 <w:rStyle w:val="Hyperlink"/>
                 <w:noProof/>
                 <w:lang w:val="en-US"/>
               </w:rPr>
-              <w:t>10.</w:t>
+              <w:t>11.</w:t>
             </w:r>
             <w:r>
               <w:rPr>
@@ -2863,7 +3051,7 @@
                 <w:noProof/>
                 <w:webHidden/>
               </w:rPr>
-              <w:instrText xml:space="preserve"> PAGEREF _Toc169682247 \h </w:instrText>
+              <w:instrText xml:space="preserve"> PAGEREF _Toc169855661 \h </w:instrText>
             </w:r>
             <w:r>
               <w:rPr>
@@ -2883,7 +3071,7 @@
                 <w:noProof/>
                 <w:webHidden/>
               </w:rPr>
-              <w:t>6</w:t>
+              <w:t>7</w:t>
             </w:r>
             <w:r>
               <w:rPr>
@@ -2910,7 +3098,7 @@
               <w:szCs w:val="24"/>
             </w:rPr>
           </w:pPr>
-          <w:hyperlink w:anchor="_Toc169682248" w:history="1">
+          <w:hyperlink w:anchor="_Toc169855662" w:history="1">
             <w:r>
               <w:rPr>
                 <w:rStyle w:val="Hyperlink"/>
@@ -2957,7 +3145,7 @@
                 <w:noProof/>
                 <w:webHidden/>
               </w:rPr>
-              <w:instrText xml:space="preserve"> PAGEREF _Toc169682248 \h </w:instrText>
+              <w:instrText xml:space="preserve"> PAGEREF _Toc169855662 \h </w:instrText>
             </w:r>
             <w:r>
               <w:rPr>
@@ -2977,7 +3165,7 @@
                 <w:noProof/>
                 <w:webHidden/>
               </w:rPr>
-              <w:t>6</w:t>
+              <w:t>7</w:t>
             </w:r>
             <w:r>
               <w:rPr>
@@ -3004,7 +3192,7 @@
               <w:szCs w:val="24"/>
             </w:rPr>
           </w:pPr>
-          <w:hyperlink w:anchor="_Toc169682249" w:history="1">
+          <w:hyperlink w:anchor="_Toc169855663" w:history="1">
             <w:r>
               <w:rPr>
                 <w:rStyle w:val="Hyperlink"/>
@@ -3051,7 +3239,7 @@
                 <w:noProof/>
                 <w:webHidden/>
               </w:rPr>
-              <w:instrText xml:space="preserve"> PAGEREF _Toc169682249 \h </w:instrText>
+              <w:instrText xml:space="preserve"> PAGEREF _Toc169855663 \h </w:instrText>
             </w:r>
             <w:r>
               <w:rPr>
@@ -3071,7 +3259,101 @@
                 <w:noProof/>
                 <w:webHidden/>
               </w:rPr>
-              <w:t>6</w:t>
+              <w:t>7</w:t>
+            </w:r>
+            <w:r>
+              <w:rPr>
+                <w:noProof/>
+                <w:webHidden/>
+              </w:rPr>
+              <w:fldChar w:fldCharType="end"/>
+            </w:r>
+          </w:hyperlink>
+        </w:p>
+        <w:p>
+          <w:pPr>
+            <w:pStyle w:val="TOC2"/>
+            <w:tabs>
+              <w:tab w:val="left" w:pos="720"/>
+              <w:tab w:val="right" w:leader="dot" w:pos="9350"/>
+            </w:tabs>
+            <w:rPr>
+              <w:rFonts w:eastAsiaTheme="minorEastAsia" w:cstheme="minorBidi"/>
+              <w:b w:val="0"/>
+              <w:bCs w:val="0"/>
+              <w:noProof/>
+              <w:sz w:val="24"/>
+              <w:szCs w:val="24"/>
+            </w:rPr>
+          </w:pPr>
+          <w:hyperlink w:anchor="_Toc169855664" w:history="1">
+            <w:r>
+              <w:rPr>
+                <w:rStyle w:val="Hyperlink"/>
+                <w:noProof/>
+                <w:lang w:val="en-US"/>
+              </w:rPr>
+              <w:t>c.</w:t>
+            </w:r>
+            <w:r>
+              <w:rPr>
+                <w:rFonts w:eastAsiaTheme="minorEastAsia" w:cstheme="minorBidi"/>
+                <w:b w:val="0"/>
+                <w:bCs w:val="0"/>
+                <w:noProof/>
+                <w:sz w:val="24"/>
+                <w:szCs w:val="24"/>
+              </w:rPr>
+              <w:tab/>
+            </w:r>
+            <w:r>
+              <w:rPr>
+                <w:rStyle w:val="Hyperlink"/>
+                <w:noProof/>
+                <w:lang w:val="en-US"/>
+              </w:rPr>
+              <w:t>Implementation:</w:t>
+            </w:r>
+            <w:r>
+              <w:rPr>
+                <w:noProof/>
+                <w:webHidden/>
+              </w:rPr>
+              <w:tab/>
+            </w:r>
+            <w:r>
+              <w:rPr>
+                <w:noProof/>
+                <w:webHidden/>
+              </w:rPr>
+              <w:fldChar w:fldCharType="begin"/>
+            </w:r>
+            <w:r>
+              <w:rPr>
+                <w:noProof/>
+                <w:webHidden/>
+              </w:rPr>
+              <w:instrText xml:space="preserve"> PAGEREF _Toc169855664 \h </w:instrText>
+            </w:r>
+            <w:r>
+              <w:rPr>
+                <w:noProof/>
+                <w:webHidden/>
+              </w:rPr>
+            </w:r>
+            <w:r>
+              <w:rPr>
+                <w:noProof/>
+                <w:webHidden/>
+              </w:rPr>
+              <w:fldChar w:fldCharType="separate"/>
+            </w:r>
+            <w:r>
+              <w:rPr>
+                <w:noProof/>
+                <w:webHidden/>
+              </w:rPr>
+              <w:t>7</w:t>
             </w:r>
             <w:r>
               <w:rPr>
@@ -3098,14 +3380,14 @@
               <w:noProof/>
             </w:rPr>
           </w:pPr>
-          <w:hyperlink w:anchor="_Toc169682250" w:history="1">
+          <w:hyperlink w:anchor="_Toc169855665" w:history="1">
             <w:r>
               <w:rPr>
                 <w:rStyle w:val="Hyperlink"/>
                 <w:noProof/>
                 <w:lang w:val="en-US"/>
               </w:rPr>
-              <w:t>11.</w:t>
+              <w:t>12.</w:t>
             </w:r>
             <w:r>
               <w:rPr>
@@ -3145,7 +3427,7 @@
                 <w:noProof/>
                 <w:webHidden/>
               </w:rPr>
-              <w:instrText xml:space="preserve"> PAGEREF _Toc169682250 \h </w:instrText>
+              <w:instrText xml:space="preserve"> PAGEREF _Toc169855665 \h </w:instrText>
             </w:r>
             <w:r>
               <w:rPr>
@@ -3165,7 +3447,7 @@
                 <w:noProof/>
                 <w:webHidden/>
               </w:rPr>
-              <w:t>6</w:t>
+              <w:t>7</w:t>
             </w:r>
             <w:r>
               <w:rPr>
@@ -3192,7 +3474,7 @@
               <w:szCs w:val="24"/>
             </w:rPr>
           </w:pPr>
-          <w:hyperlink w:anchor="_Toc169682251" w:history="1">
+          <w:hyperlink w:anchor="_Toc169855666" w:history="1">
             <w:r>
               <w:rPr>
                 <w:rStyle w:val="Hyperlink"/>
@@ -3239,7 +3521,7 @@
                 <w:noProof/>
                 <w:webHidden/>
               </w:rPr>
-              <w:instrText xml:space="preserve"> PAGEREF _Toc169682251 \h </w:instrText>
+              <w:instrText xml:space="preserve"> PAGEREF _Toc169855666 \h </w:instrText>
             </w:r>
             <w:r>
               <w:rPr>
@@ -3259,7 +3541,7 @@
                 <w:noProof/>
                 <w:webHidden/>
               </w:rPr>
-              <w:t>6</w:t>
+              <w:t>7</w:t>
             </w:r>
             <w:r>
               <w:rPr>
@@ -3286,7 +3568,7 @@
               <w:szCs w:val="24"/>
             </w:rPr>
           </w:pPr>
-          <w:hyperlink w:anchor="_Toc169682252" w:history="1">
+          <w:hyperlink w:anchor="_Toc169855667" w:history="1">
             <w:r>
               <w:rPr>
                 <w:rStyle w:val="Hyperlink"/>
@@ -3333,7 +3615,7 @@
                 <w:noProof/>
                 <w:webHidden/>
               </w:rPr>
-              <w:instrText xml:space="preserve"> PAGEREF _Toc169682252 \h </w:instrText>
+              <w:instrText xml:space="preserve"> PAGEREF _Toc169855667 \h </w:instrText>
             </w:r>
             <w:r>
               <w:rPr>
@@ -3353,7 +3635,7 @@
                 <w:noProof/>
                 <w:webHidden/>
               </w:rPr>
-              <w:t>6</w:t>
+              <w:t>7</w:t>
             </w:r>
             <w:r>
               <w:rPr>
@@ -3380,7 +3662,7 @@
               <w:szCs w:val="24"/>
             </w:rPr>
           </w:pPr>
-          <w:hyperlink w:anchor="_Toc169682253" w:history="1">
+          <w:hyperlink w:anchor="_Toc169855668" w:history="1">
             <w:r>
               <w:rPr>
                 <w:rStyle w:val="Hyperlink"/>
@@ -3427,7 +3709,7 @@
                 <w:noProof/>
                 <w:webHidden/>
               </w:rPr>
-              <w:instrText xml:space="preserve"> PAGEREF _Toc169682253 \h </w:instrText>
+              <w:instrText xml:space="preserve"> PAGEREF _Toc169855668 \h </w:instrText>
             </w:r>
             <w:r>
               <w:rPr>
@@ -3447,7 +3729,7 @@
                 <w:noProof/>
                 <w:webHidden/>
               </w:rPr>
-              <w:t>6</w:t>
+              <w:t>7</w:t>
             </w:r>
             <w:r>
               <w:rPr>
@@ -3474,14 +3756,14 @@
               <w:noProof/>
             </w:rPr>
           </w:pPr>
-          <w:hyperlink w:anchor="_Toc169682254" w:history="1">
+          <w:hyperlink w:anchor="_Toc169855669" w:history="1">
             <w:r>
               <w:rPr>
                 <w:rStyle w:val="Hyperlink"/>
                 <w:noProof/>
                 <w:lang w:val="en-US"/>
               </w:rPr>
-              <w:t>12.</w:t>
+              <w:t>13.</w:t>
             </w:r>
             <w:r>
               <w:rPr>
@@ -3521,7 +3803,7 @@
                 <w:noProof/>
                 <w:webHidden/>
               </w:rPr>
-              <w:instrText xml:space="preserve"> PAGEREF _Toc169682254 \h </w:instrText>
+              <w:instrText xml:space="preserve"> PAGEREF _Toc169855669 \h </w:instrText>
             </w:r>
             <w:r>
               <w:rPr>
@@ -3541,7 +3823,7 @@
                 <w:noProof/>
                 <w:webHidden/>
               </w:rPr>
-              <w:t>7</w:t>
+              <w:t>8</w:t>
             </w:r>
             <w:r>
               <w:rPr>
@@ -3568,7 +3850,7 @@
               <w:szCs w:val="24"/>
             </w:rPr>
           </w:pPr>
-          <w:hyperlink w:anchor="_Toc169682255" w:history="1">
+          <w:hyperlink w:anchor="_Toc169855670" w:history="1">
             <w:r>
               <w:rPr>
                 <w:rStyle w:val="Hyperlink"/>
@@ -3614,7 +3896,7 @@
                 <w:noProof/>
                 <w:webHidden/>
               </w:rPr>
-              <w:instrText xml:space="preserve"> PAGEREF _Toc169682255 \h </w:instrText>
+              <w:instrText xml:space="preserve"> PAGEREF _Toc169855670 \h </w:instrText>
             </w:r>
             <w:r>
               <w:rPr>
@@ -3634,7 +3916,7 @@
                 <w:noProof/>
                 <w:webHidden/>
               </w:rPr>
-              <w:t>7</w:t>
+              <w:t>8</w:t>
             </w:r>
             <w:r>
               <w:rPr>
@@ -3661,7 +3943,7 @@
               <w:szCs w:val="24"/>
             </w:rPr>
           </w:pPr>
-          <w:hyperlink w:anchor="_Toc169682256" w:history="1">
+          <w:hyperlink w:anchor="_Toc169855671" w:history="1">
             <w:r>
               <w:rPr>
                 <w:rStyle w:val="Hyperlink"/>
@@ -3708,7 +3990,7 @@
                 <w:noProof/>
                 <w:webHidden/>
               </w:rPr>
-              <w:instrText xml:space="preserve"> PAGEREF _Toc169682256 \h </w:instrText>
+              <w:instrText xml:space="preserve"> PAGEREF _Toc169855671 \h </w:instrText>
             </w:r>
             <w:r>
               <w:rPr>
@@ -3728,7 +4010,7 @@
                 <w:noProof/>
                 <w:webHidden/>
               </w:rPr>
-              <w:t>8</w:t>
+              <w:t>9</w:t>
             </w:r>
             <w:r>
               <w:rPr>
@@ -3755,7 +4037,7 @@
               <w:szCs w:val="24"/>
             </w:rPr>
           </w:pPr>
-          <w:hyperlink w:anchor="_Toc169682257" w:history="1">
+          <w:hyperlink w:anchor="_Toc169855672" w:history="1">
             <w:r>
               <w:rPr>
                 <w:rStyle w:val="Hyperlink"/>
@@ -3801,7 +4083,7 @@
                 <w:noProof/>
                 <w:webHidden/>
               </w:rPr>
-              <w:instrText xml:space="preserve"> PAGEREF _Toc169682257 \h </w:instrText>
+              <w:instrText xml:space="preserve"> PAGEREF _Toc169855672 \h </w:instrText>
             </w:r>
             <w:r>
               <w:rPr>
@@ -3821,7 +4103,7 @@
                 <w:noProof/>
                 <w:webHidden/>
               </w:rPr>
-              <w:t>9</w:t>
+              <w:t>10</w:t>
             </w:r>
             <w:r>
               <w:rPr>
@@ -3848,7 +4130,7 @@
               <w:szCs w:val="24"/>
             </w:rPr>
           </w:pPr>
-          <w:hyperlink w:anchor="_Toc169682258" w:history="1">
+          <w:hyperlink w:anchor="_Toc169855673" w:history="1">
             <w:r>
               <w:rPr>
                 <w:rStyle w:val="Hyperlink"/>
@@ -3894,7 +4176,7 @@
                 <w:noProof/>
                 <w:webHidden/>
               </w:rPr>
-              <w:instrText xml:space="preserve"> PAGEREF _Toc169682258 \h </w:instrText>
+              <w:instrText xml:space="preserve"> PAGEREF _Toc169855673 \h </w:instrText>
             </w:r>
             <w:r>
               <w:rPr>
@@ -3914,7 +4196,7 @@
                 <w:noProof/>
                 <w:webHidden/>
               </w:rPr>
-              <w:t>9</w:t>
+              <w:t>10</w:t>
             </w:r>
             <w:r>
               <w:rPr>
@@ -3941,7 +4223,7 @@
               <w:szCs w:val="24"/>
             </w:rPr>
           </w:pPr>
-          <w:hyperlink w:anchor="_Toc169682259" w:history="1">
+          <w:hyperlink w:anchor="_Toc169855674" w:history="1">
             <w:r>
               <w:rPr>
                 <w:rStyle w:val="Hyperlink"/>
@@ -3987,7 +4269,7 @@
                 <w:noProof/>
                 <w:webHidden/>
               </w:rPr>
-              <w:instrText xml:space="preserve"> PAGEREF _Toc169682259 \h </w:instrText>
+              <w:instrText xml:space="preserve"> PAGEREF _Toc169855674 \h </w:instrText>
             </w:r>
             <w:r>
               <w:rPr>
@@ -4007,7 +4289,7 @@
                 <w:noProof/>
                 <w:webHidden/>
               </w:rPr>
-              <w:t>9</w:t>
+              <w:t>10</w:t>
             </w:r>
             <w:r>
               <w:rPr>
@@ -4041,7 +4323,7 @@
           <w:lang w:val="en-US"/>
         </w:rPr>
       </w:pPr>
-      <w:bookmarkStart w:id="0" w:name="_Toc169682218"/>
+      <w:bookmarkStart w:id="0" w:name="_Toc169855630"/>
       <w:r>
         <w:rPr>
           <w:lang w:val="en-US"/>
@@ -4060,19 +4342,56 @@
     <w:p>
       <w:pPr>
         <w:ind w:left="360"/>
-        <w:rPr>
-          <w:lang w:val="en-US"/>
-        </w:rPr>
-      </w:pPr>
-      <w:r>
         <w:rPr>
           <w:rFonts w:ascii="-webkit-standard" w:hAnsi="-webkit-standard"/>
           <w:color w:val="000000"/>
           <w:sz w:val="27"/>
           <w:szCs w:val="27"/>
+          <w:lang w:val="en-US"/>
+        </w:rPr>
+      </w:pPr>
+      <w:r>
+        <w:rPr>
+          <w:rFonts w:ascii="-webkit-standard" w:hAnsi="-webkit-standard"/>
+          <w:color w:val="000000"/>
+          <w:sz w:val="27"/>
+          <w:szCs w:val="27"/>
         </w:rPr>
         <w:t>This security report details how our application addresses the OWASP Top 10 security risks. Each section describes the specific risk, how our application mitigates it, and includes code snippets or configuration examples where applicable.</w:t>
       </w:r>
+    </w:p>
+    <w:p>
+      <w:pPr>
+        <w:rPr>
+          <w:rFonts w:ascii="-webkit-standard" w:hAnsi="-webkit-standard"/>
+          <w:color w:val="000000"/>
+          <w:sz w:val="27"/>
+          <w:szCs w:val="27"/>
+          <w:lang w:val="en-US"/>
+        </w:rPr>
+      </w:pPr>
+      <w:r>
+        <w:rPr>
+          <w:rFonts w:ascii="-webkit-standard" w:hAnsi="-webkit-standard"/>
+          <w:color w:val="000000"/>
+          <w:sz w:val="27"/>
+          <w:szCs w:val="27"/>
+          <w:lang w:val="en-US"/>
+        </w:rPr>
+        <w:br w:type="page"/>
+      </w:r>
+    </w:p>
+    <w:p>
+      <w:pPr>
+        <w:ind w:left="360"/>
+        <w:rPr>
+          <w:rFonts w:ascii="-webkit-standard" w:hAnsi="-webkit-standard"/>
+          <w:color w:val="000000"/>
+          <w:sz w:val="27"/>
+          <w:szCs w:val="27"/>
+          <w:lang w:val="en-US"/>
+        </w:rPr>
+      </w:pPr>
     </w:p>
     <w:p>
       <w:pPr>
@@ -4085,14 +4404,1656 @@
           <w:lang w:val="en-US"/>
         </w:rPr>
       </w:pPr>
-      <w:bookmarkStart w:id="1" w:name="_Toc169682219"/>
+      <w:bookmarkStart w:id="1" w:name="_Toc169855631"/>
+      <w:r>
+        <w:rPr>
+          <w:lang w:val="en-US"/>
+        </w:rPr>
+        <w:t>Risk Assessment</w:t>
+      </w:r>
+      <w:bookmarkEnd w:id="1"/>
+    </w:p>
+    <w:tbl>
+      <w:tblPr>
+        <w:tblStyle w:val="TableGrid"/>
+        <w:tblW w:w="9776" w:type="dxa"/>
+        <w:tblLook w:val="04A0" w:firstRow="1" w:lastRow="0" w:firstColumn="1" w:lastColumn="0" w:noHBand="0" w:noVBand="1"/>
+      </w:tblPr>
+      <w:tblGrid>
+        <w:gridCol w:w="2263"/>
+        <w:gridCol w:w="1431"/>
+        <w:gridCol w:w="1070"/>
+        <w:gridCol w:w="1327"/>
+        <w:gridCol w:w="2534"/>
+        <w:gridCol w:w="1151"/>
+      </w:tblGrid>
+      <w:tr>
+        <w:trPr>
+          <w:trHeight w:val="588"/>
+        </w:trPr>
+        <w:tc>
+          <w:tcPr>
+            <w:tcW w:w="2263" w:type="dxa"/>
+            <w:shd w:val="clear" w:color="auto" w:fill="8EAADB" w:themeFill="accent1" w:themeFillTint="99"/>
+          </w:tcPr>
+          <w:p>
+            <w:pPr>
+              <w:rPr>
+                <w:sz w:val="20"/>
+                <w:szCs w:val="20"/>
+                <w:lang w:val="en-US"/>
+              </w:rPr>
+            </w:pPr>
+          </w:p>
+        </w:tc>
+        <w:tc>
+          <w:tcPr>
+            <w:tcW w:w="1431" w:type="dxa"/>
+            <w:shd w:val="clear" w:color="auto" w:fill="8EAADB" w:themeFill="accent1" w:themeFillTint="99"/>
+          </w:tcPr>
+          <w:p>
+            <w:pPr>
+              <w:rPr>
+                <w:b/>
+                <w:bCs/>
+                <w:sz w:val="20"/>
+                <w:szCs w:val="20"/>
+                <w:lang w:val="en-US"/>
+              </w:rPr>
+            </w:pPr>
+            <w:r>
+              <w:rPr>
+                <w:b/>
+                <w:bCs/>
+                <w:sz w:val="20"/>
+                <w:szCs w:val="20"/>
+                <w:lang w:val="en-US"/>
+              </w:rPr>
+              <w:t>Likelihood</w:t>
+            </w:r>
+          </w:p>
+        </w:tc>
+        <w:tc>
+          <w:tcPr>
+            <w:tcW w:w="1070" w:type="dxa"/>
+            <w:shd w:val="clear" w:color="auto" w:fill="8EAADB" w:themeFill="accent1" w:themeFillTint="99"/>
+          </w:tcPr>
+          <w:p>
+            <w:pPr>
+              <w:rPr>
+                <w:b/>
+                <w:bCs/>
+                <w:sz w:val="20"/>
+                <w:szCs w:val="20"/>
+                <w:lang w:val="en-US"/>
+              </w:rPr>
+            </w:pPr>
+            <w:r>
+              <w:rPr>
+                <w:b/>
+                <w:bCs/>
+                <w:sz w:val="20"/>
+                <w:szCs w:val="20"/>
+                <w:lang w:val="en-US"/>
+              </w:rPr>
+              <w:t>Impact</w:t>
+            </w:r>
+          </w:p>
+        </w:tc>
+        <w:tc>
+          <w:tcPr>
+            <w:tcW w:w="1327" w:type="dxa"/>
+            <w:shd w:val="clear" w:color="auto" w:fill="8EAADB" w:themeFill="accent1" w:themeFillTint="99"/>
+          </w:tcPr>
+          <w:p>
+            <w:pPr>
+              <w:rPr>
+                <w:b/>
+                <w:bCs/>
+                <w:sz w:val="20"/>
+                <w:szCs w:val="20"/>
+                <w:lang w:val="en-US"/>
+              </w:rPr>
+            </w:pPr>
+            <w:r>
+              <w:rPr>
+                <w:b/>
+                <w:bCs/>
+                <w:sz w:val="20"/>
+                <w:szCs w:val="20"/>
+                <w:lang w:val="en-US"/>
+              </w:rPr>
+              <w:t>Risk</w:t>
+            </w:r>
+          </w:p>
+        </w:tc>
+        <w:tc>
+          <w:tcPr>
+            <w:tcW w:w="2534" w:type="dxa"/>
+            <w:shd w:val="clear" w:color="auto" w:fill="8EAADB" w:themeFill="accent1" w:themeFillTint="99"/>
+          </w:tcPr>
+          <w:p>
+            <w:pPr>
+              <w:rPr>
+                <w:b/>
+                <w:bCs/>
+                <w:sz w:val="20"/>
+                <w:szCs w:val="20"/>
+                <w:lang w:val="en-US"/>
+              </w:rPr>
+            </w:pPr>
+            <w:r>
+              <w:rPr>
+                <w:b/>
+                <w:bCs/>
+                <w:sz w:val="20"/>
+                <w:szCs w:val="20"/>
+                <w:lang w:val="en-US"/>
+              </w:rPr>
+              <w:t>Actions Possible</w:t>
+            </w:r>
+          </w:p>
+        </w:tc>
+        <w:tc>
+          <w:tcPr>
+            <w:tcW w:w="1151" w:type="dxa"/>
+            <w:shd w:val="clear" w:color="auto" w:fill="8EAADB" w:themeFill="accent1" w:themeFillTint="99"/>
+          </w:tcPr>
+          <w:p>
+            <w:pPr>
+              <w:rPr>
+                <w:b/>
+                <w:bCs/>
+                <w:sz w:val="20"/>
+                <w:szCs w:val="20"/>
+                <w:lang w:val="en-US"/>
+              </w:rPr>
+            </w:pPr>
+            <w:r>
+              <w:rPr>
+                <w:b/>
+                <w:bCs/>
+                <w:sz w:val="20"/>
+                <w:szCs w:val="20"/>
+                <w:lang w:val="en-US"/>
+              </w:rPr>
+              <w:t>Planned</w:t>
+            </w:r>
+          </w:p>
+        </w:tc>
+      </w:tr>
+      <w:tr>
+        <w:trPr>
+          <w:trHeight w:val="304"/>
+        </w:trPr>
+        <w:tc>
+          <w:tcPr>
+            <w:tcW w:w="2263" w:type="dxa"/>
+            <w:shd w:val="clear" w:color="auto" w:fill="D9E2F3" w:themeFill="accent1" w:themeFillTint="33"/>
+          </w:tcPr>
+          <w:p>
+            <w:pPr>
+              <w:rPr>
+                <w:sz w:val="20"/>
+                <w:szCs w:val="20"/>
+                <w:lang w:val="en-US"/>
+              </w:rPr>
+            </w:pPr>
+            <w:r>
+              <w:rPr>
+                <w:sz w:val="20"/>
+                <w:szCs w:val="20"/>
+                <w:lang w:val="en-US"/>
+              </w:rPr>
+              <w:t>A1: Broken Access Control</w:t>
+            </w:r>
+          </w:p>
+        </w:tc>
+        <w:tc>
+          <w:tcPr>
+            <w:tcW w:w="1431" w:type="dxa"/>
+            <w:shd w:val="clear" w:color="auto" w:fill="D9E2F3" w:themeFill="accent1" w:themeFillTint="33"/>
+          </w:tcPr>
+          <w:p>
+            <w:pPr>
+              <w:rPr>
+                <w:sz w:val="20"/>
+                <w:szCs w:val="20"/>
+                <w:lang w:val="en-US"/>
+              </w:rPr>
+            </w:pPr>
+            <w:r>
+              <w:rPr>
+                <w:sz w:val="20"/>
+                <w:szCs w:val="20"/>
+                <w:lang w:val="en-US"/>
+              </w:rPr>
+              <w:t>High</w:t>
+            </w:r>
+          </w:p>
+        </w:tc>
+        <w:tc>
+          <w:tcPr>
+            <w:tcW w:w="1070" w:type="dxa"/>
+            <w:shd w:val="clear" w:color="auto" w:fill="D9E2F3" w:themeFill="accent1" w:themeFillTint="33"/>
+          </w:tcPr>
+          <w:p>
+            <w:pPr>
+              <w:rPr>
+                <w:sz w:val="20"/>
+                <w:szCs w:val="20"/>
+                <w:lang w:val="en-US"/>
+              </w:rPr>
+            </w:pPr>
+            <w:r>
+              <w:rPr>
+                <w:sz w:val="20"/>
+                <w:szCs w:val="20"/>
+                <w:lang w:val="en-US"/>
+              </w:rPr>
+              <w:t>Severe</w:t>
+            </w:r>
+          </w:p>
+        </w:tc>
+        <w:tc>
+          <w:tcPr>
+            <w:tcW w:w="1327" w:type="dxa"/>
+            <w:shd w:val="clear" w:color="auto" w:fill="FF0000"/>
+          </w:tcPr>
+          <w:p>
+            <w:pPr>
+              <w:rPr>
+                <w:sz w:val="20"/>
+                <w:szCs w:val="20"/>
+                <w:lang w:val="en-US"/>
+              </w:rPr>
+            </w:pPr>
+            <w:r>
+              <w:rPr>
+                <w:sz w:val="20"/>
+                <w:szCs w:val="20"/>
+                <w:lang w:val="en-US"/>
+              </w:rPr>
+              <w:t>High</w:t>
+            </w:r>
+          </w:p>
+        </w:tc>
+        <w:tc>
+          <w:tcPr>
+            <w:tcW w:w="2534" w:type="dxa"/>
+            <w:shd w:val="clear" w:color="auto" w:fill="D9E2F3" w:themeFill="accent1" w:themeFillTint="33"/>
+          </w:tcPr>
+          <w:p>
+            <w:pPr>
+              <w:rPr>
+                <w:sz w:val="20"/>
+                <w:szCs w:val="20"/>
+                <w:lang w:val="ru-RU"/>
+              </w:rPr>
+            </w:pPr>
+            <w:r>
+              <w:rPr>
+                <w:sz w:val="20"/>
+                <w:szCs w:val="20"/>
+                <w:lang w:val="en-US"/>
+              </w:rPr>
+              <w:t>Fixed</w:t>
+            </w:r>
+          </w:p>
+        </w:tc>
+        <w:tc>
+          <w:tcPr>
+            <w:tcW w:w="1151" w:type="dxa"/>
+            <w:shd w:val="clear" w:color="auto" w:fill="D9E2F3" w:themeFill="accent1" w:themeFillTint="33"/>
+          </w:tcPr>
+          <w:p>
+            <w:pPr>
+              <w:rPr>
+                <w:sz w:val="20"/>
+                <w:szCs w:val="20"/>
+                <w:lang w:val="en-US"/>
+              </w:rPr>
+            </w:pPr>
+            <w:r>
+              <w:rPr>
+                <w:sz w:val="20"/>
+                <w:szCs w:val="20"/>
+                <w:lang w:val="en-US"/>
+              </w:rPr>
+              <w:t>Yes</w:t>
+            </w:r>
+          </w:p>
+        </w:tc>
+      </w:tr>
+      <w:tr>
+        <w:trPr>
+          <w:trHeight w:val="293"/>
+        </w:trPr>
+        <w:tc>
+          <w:tcPr>
+            <w:tcW w:w="2263" w:type="dxa"/>
+            <w:shd w:val="clear" w:color="auto" w:fill="DEEAF6" w:themeFill="accent5" w:themeFillTint="33"/>
+          </w:tcPr>
+          <w:p>
+            <w:pPr>
+              <w:rPr>
+                <w:sz w:val="20"/>
+                <w:szCs w:val="20"/>
+                <w:lang w:val="en-US"/>
+              </w:rPr>
+            </w:pPr>
+            <w:r>
+              <w:rPr>
+                <w:sz w:val="20"/>
+                <w:szCs w:val="20"/>
+                <w:lang w:val="en-US"/>
+              </w:rPr>
+              <w:t>A2: Cryptographic Failure</w:t>
+            </w:r>
+          </w:p>
+        </w:tc>
+        <w:tc>
+          <w:tcPr>
+            <w:tcW w:w="1431" w:type="dxa"/>
+            <w:shd w:val="clear" w:color="auto" w:fill="DEEAF6" w:themeFill="accent5" w:themeFillTint="33"/>
+          </w:tcPr>
+          <w:p>
+            <w:pPr>
+              <w:rPr>
+                <w:sz w:val="20"/>
+                <w:szCs w:val="20"/>
+                <w:lang w:val="en-US"/>
+              </w:rPr>
+            </w:pPr>
+            <w:r>
+              <w:rPr>
+                <w:sz w:val="20"/>
+                <w:szCs w:val="20"/>
+                <w:lang w:val="en-US"/>
+              </w:rPr>
+              <w:t>High</w:t>
+            </w:r>
+          </w:p>
+        </w:tc>
+        <w:tc>
+          <w:tcPr>
+            <w:tcW w:w="1070" w:type="dxa"/>
+            <w:shd w:val="clear" w:color="auto" w:fill="DEEAF6" w:themeFill="accent5" w:themeFillTint="33"/>
+          </w:tcPr>
+          <w:p>
+            <w:pPr>
+              <w:rPr>
+                <w:sz w:val="20"/>
+                <w:szCs w:val="20"/>
+                <w:lang w:val="en-US"/>
+              </w:rPr>
+            </w:pPr>
+            <w:r>
+              <w:rPr>
+                <w:sz w:val="20"/>
+                <w:szCs w:val="20"/>
+                <w:lang w:val="en-US"/>
+              </w:rPr>
+              <w:t>Severe</w:t>
+            </w:r>
+          </w:p>
+        </w:tc>
+        <w:tc>
+          <w:tcPr>
+            <w:tcW w:w="1327" w:type="dxa"/>
+            <w:shd w:val="clear" w:color="auto" w:fill="FF0000"/>
+          </w:tcPr>
+          <w:p>
+            <w:pPr>
+              <w:rPr>
+                <w:sz w:val="20"/>
+                <w:szCs w:val="20"/>
+                <w:lang w:val="en-US"/>
+              </w:rPr>
+            </w:pPr>
+            <w:r>
+              <w:rPr>
+                <w:sz w:val="20"/>
+                <w:szCs w:val="20"/>
+                <w:lang w:val="en-US"/>
+              </w:rPr>
+              <w:t>High</w:t>
+            </w:r>
+          </w:p>
+        </w:tc>
+        <w:tc>
+          <w:tcPr>
+            <w:tcW w:w="2534" w:type="dxa"/>
+            <w:shd w:val="clear" w:color="auto" w:fill="DEEAF6" w:themeFill="accent5" w:themeFillTint="33"/>
+          </w:tcPr>
+          <w:p>
+            <w:pPr>
+              <w:rPr>
+                <w:sz w:val="20"/>
+                <w:szCs w:val="20"/>
+                <w:lang w:val="en-US"/>
+              </w:rPr>
+            </w:pPr>
+            <w:r>
+              <w:rPr>
+                <w:sz w:val="20"/>
+                <w:szCs w:val="20"/>
+                <w:lang w:val="en-US"/>
+              </w:rPr>
+              <w:t>Implement encryption of data</w:t>
+            </w:r>
+          </w:p>
+        </w:tc>
+        <w:tc>
+          <w:tcPr>
+            <w:tcW w:w="1151" w:type="dxa"/>
+            <w:shd w:val="clear" w:color="auto" w:fill="DEEAF6" w:themeFill="accent5" w:themeFillTint="33"/>
+          </w:tcPr>
+          <w:p>
+            <w:pPr>
+              <w:rPr>
+                <w:sz w:val="20"/>
+                <w:szCs w:val="20"/>
+                <w:lang w:val="en-US"/>
+              </w:rPr>
+            </w:pPr>
+            <w:r>
+              <w:rPr>
+                <w:sz w:val="20"/>
+                <w:szCs w:val="20"/>
+                <w:lang w:val="en-US"/>
+              </w:rPr>
+              <w:t>No</w:t>
+            </w:r>
+          </w:p>
+        </w:tc>
+      </w:tr>
+      <w:tr>
+        <w:trPr>
+          <w:trHeight w:val="293"/>
+        </w:trPr>
+        <w:tc>
+          <w:tcPr>
+            <w:tcW w:w="2263" w:type="dxa"/>
+            <w:shd w:val="clear" w:color="auto" w:fill="D9E2F3" w:themeFill="accent1" w:themeFillTint="33"/>
+          </w:tcPr>
+          <w:p>
+            <w:pPr>
+              <w:rPr>
+                <w:sz w:val="20"/>
+                <w:szCs w:val="20"/>
+                <w:lang w:val="en-US"/>
+              </w:rPr>
+            </w:pPr>
+            <w:r>
+              <w:rPr>
+                <w:sz w:val="20"/>
+                <w:szCs w:val="20"/>
+                <w:lang w:val="en-US"/>
+              </w:rPr>
+              <w:t>A3: Injection</w:t>
+            </w:r>
+          </w:p>
+        </w:tc>
+        <w:tc>
+          <w:tcPr>
+            <w:tcW w:w="1431" w:type="dxa"/>
+            <w:shd w:val="clear" w:color="auto" w:fill="D9E2F3" w:themeFill="accent1" w:themeFillTint="33"/>
+          </w:tcPr>
+          <w:p>
+            <w:pPr>
+              <w:rPr>
+                <w:sz w:val="20"/>
+                <w:szCs w:val="20"/>
+                <w:lang w:val="en-US"/>
+              </w:rPr>
+            </w:pPr>
+            <w:r>
+              <w:rPr>
+                <w:sz w:val="20"/>
+                <w:szCs w:val="20"/>
+                <w:lang w:val="en-US"/>
+              </w:rPr>
+              <w:t>Low</w:t>
+            </w:r>
+          </w:p>
+        </w:tc>
+        <w:tc>
+          <w:tcPr>
+            <w:tcW w:w="1070" w:type="dxa"/>
+            <w:shd w:val="clear" w:color="auto" w:fill="D9E2F3" w:themeFill="accent1" w:themeFillTint="33"/>
+          </w:tcPr>
+          <w:p>
+            <w:pPr>
+              <w:rPr>
+                <w:sz w:val="20"/>
+                <w:szCs w:val="20"/>
+                <w:lang w:val="en-US"/>
+              </w:rPr>
+            </w:pPr>
+            <w:r>
+              <w:rPr>
+                <w:sz w:val="20"/>
+                <w:szCs w:val="20"/>
+                <w:lang w:val="en-US"/>
+              </w:rPr>
+              <w:t>Severe</w:t>
+            </w:r>
+          </w:p>
+        </w:tc>
+        <w:tc>
+          <w:tcPr>
+            <w:tcW w:w="1327" w:type="dxa"/>
+            <w:shd w:val="clear" w:color="auto" w:fill="FF0000"/>
+          </w:tcPr>
+          <w:p>
+            <w:pPr>
+              <w:rPr>
+                <w:sz w:val="20"/>
+                <w:szCs w:val="20"/>
+                <w:lang w:val="en-US"/>
+              </w:rPr>
+            </w:pPr>
+            <w:r>
+              <w:rPr>
+                <w:sz w:val="20"/>
+                <w:szCs w:val="20"/>
+                <w:lang w:val="en-US"/>
+              </w:rPr>
+              <w:t>High</w:t>
+            </w:r>
+          </w:p>
+        </w:tc>
+        <w:tc>
+          <w:tcPr>
+            <w:tcW w:w="2534" w:type="dxa"/>
+            <w:shd w:val="clear" w:color="auto" w:fill="D9E2F3" w:themeFill="accent1" w:themeFillTint="33"/>
+          </w:tcPr>
+          <w:p>
+            <w:pPr>
+              <w:rPr>
+                <w:sz w:val="20"/>
+                <w:szCs w:val="20"/>
+                <w:lang w:val="en-US"/>
+              </w:rPr>
+            </w:pPr>
+            <w:r>
+              <w:rPr>
+                <w:sz w:val="20"/>
+                <w:szCs w:val="20"/>
+                <w:lang w:val="en-US"/>
+              </w:rPr>
+              <w:t xml:space="preserve">Make use of Spring ORM functionality </w:t>
+            </w:r>
+          </w:p>
+        </w:tc>
+        <w:tc>
+          <w:tcPr>
+            <w:tcW w:w="1151" w:type="dxa"/>
+            <w:shd w:val="clear" w:color="auto" w:fill="D9E2F3" w:themeFill="accent1" w:themeFillTint="33"/>
+          </w:tcPr>
+          <w:p>
+            <w:pPr>
+              <w:rPr>
+                <w:sz w:val="20"/>
+                <w:szCs w:val="20"/>
+                <w:lang w:val="en-US"/>
+              </w:rPr>
+            </w:pPr>
+            <w:r>
+              <w:rPr>
+                <w:sz w:val="20"/>
+                <w:szCs w:val="20"/>
+                <w:lang w:val="en-US"/>
+              </w:rPr>
+              <w:t>Yes</w:t>
+            </w:r>
+          </w:p>
+        </w:tc>
+      </w:tr>
+      <w:tr>
+        <w:trPr>
+          <w:trHeight w:val="293"/>
+        </w:trPr>
+        <w:tc>
+          <w:tcPr>
+            <w:tcW w:w="2263" w:type="dxa"/>
+            <w:shd w:val="clear" w:color="auto" w:fill="DEEAF6" w:themeFill="accent5" w:themeFillTint="33"/>
+          </w:tcPr>
+          <w:p>
+            <w:pPr>
+              <w:rPr>
+                <w:sz w:val="20"/>
+                <w:szCs w:val="20"/>
+                <w:lang w:val="en-US"/>
+              </w:rPr>
+            </w:pPr>
+            <w:r>
+              <w:rPr>
+                <w:sz w:val="20"/>
+                <w:szCs w:val="20"/>
+                <w:lang w:val="en-US"/>
+              </w:rPr>
+              <w:t>A4: Insecure Design</w:t>
+            </w:r>
+          </w:p>
+        </w:tc>
+        <w:tc>
+          <w:tcPr>
+            <w:tcW w:w="1431" w:type="dxa"/>
+            <w:shd w:val="clear" w:color="auto" w:fill="DEEAF6" w:themeFill="accent5" w:themeFillTint="33"/>
+          </w:tcPr>
+          <w:p>
+            <w:pPr>
+              <w:rPr>
+                <w:sz w:val="20"/>
+                <w:szCs w:val="20"/>
+                <w:lang w:val="en-US"/>
+              </w:rPr>
+            </w:pPr>
+            <w:r>
+              <w:rPr>
+                <w:sz w:val="20"/>
+                <w:szCs w:val="20"/>
+                <w:lang w:val="en-US"/>
+              </w:rPr>
+              <w:t>Medium</w:t>
+            </w:r>
+          </w:p>
+        </w:tc>
+        <w:tc>
+          <w:tcPr>
+            <w:tcW w:w="1070" w:type="dxa"/>
+            <w:shd w:val="clear" w:color="auto" w:fill="DEEAF6" w:themeFill="accent5" w:themeFillTint="33"/>
+          </w:tcPr>
+          <w:p>
+            <w:pPr>
+              <w:rPr>
+                <w:sz w:val="20"/>
+                <w:szCs w:val="20"/>
+                <w:lang w:val="en-US"/>
+              </w:rPr>
+            </w:pPr>
+            <w:r>
+              <w:rPr>
+                <w:sz w:val="20"/>
+                <w:szCs w:val="20"/>
+                <w:lang w:val="en-US"/>
+              </w:rPr>
+              <w:t>Moderate</w:t>
+            </w:r>
+          </w:p>
+        </w:tc>
+        <w:tc>
+          <w:tcPr>
+            <w:tcW w:w="1327" w:type="dxa"/>
+            <w:shd w:val="clear" w:color="auto" w:fill="FFFF00"/>
+          </w:tcPr>
+          <w:p>
+            <w:pPr>
+              <w:rPr>
+                <w:sz w:val="20"/>
+                <w:szCs w:val="20"/>
+                <w:lang w:val="en-US"/>
+              </w:rPr>
+            </w:pPr>
+            <w:r>
+              <w:rPr>
+                <w:sz w:val="20"/>
+                <w:szCs w:val="20"/>
+                <w:lang w:val="en-US"/>
+              </w:rPr>
+              <w:t>Moderate</w:t>
+            </w:r>
+          </w:p>
+        </w:tc>
+        <w:tc>
+          <w:tcPr>
+            <w:tcW w:w="2534" w:type="dxa"/>
+            <w:shd w:val="clear" w:color="auto" w:fill="DEEAF6" w:themeFill="accent5" w:themeFillTint="33"/>
+          </w:tcPr>
+          <w:p>
+            <w:pPr>
+              <w:rPr>
+                <w:sz w:val="20"/>
+                <w:szCs w:val="20"/>
+                <w:lang w:val="en-US"/>
+              </w:rPr>
+            </w:pPr>
+            <w:r>
+              <w:rPr>
+                <w:sz w:val="20"/>
+                <w:szCs w:val="20"/>
+                <w:lang w:val="en-US"/>
+              </w:rPr>
+              <w:t>N/A</w:t>
+            </w:r>
+          </w:p>
+        </w:tc>
+        <w:tc>
+          <w:tcPr>
+            <w:tcW w:w="1151" w:type="dxa"/>
+            <w:shd w:val="clear" w:color="auto" w:fill="DEEAF6" w:themeFill="accent5" w:themeFillTint="33"/>
+          </w:tcPr>
+          <w:p>
+            <w:pPr>
+              <w:rPr>
+                <w:sz w:val="20"/>
+                <w:szCs w:val="20"/>
+                <w:lang w:val="en-US"/>
+              </w:rPr>
+            </w:pPr>
+            <w:r>
+              <w:rPr>
+                <w:sz w:val="20"/>
+                <w:szCs w:val="20"/>
+                <w:lang w:val="en-US"/>
+              </w:rPr>
+              <w:t>No</w:t>
+            </w:r>
+          </w:p>
+        </w:tc>
+      </w:tr>
+      <w:tr>
+        <w:trPr>
+          <w:trHeight w:val="293"/>
+        </w:trPr>
+        <w:tc>
+          <w:tcPr>
+            <w:tcW w:w="2263" w:type="dxa"/>
+            <w:shd w:val="clear" w:color="auto" w:fill="D9E2F3" w:themeFill="accent1" w:themeFillTint="33"/>
+          </w:tcPr>
+          <w:p>
+            <w:pPr>
+              <w:rPr>
+                <w:sz w:val="20"/>
+                <w:szCs w:val="20"/>
+                <w:lang w:val="en-US"/>
+              </w:rPr>
+            </w:pPr>
+            <w:r>
+              <w:rPr>
+                <w:sz w:val="20"/>
+                <w:szCs w:val="20"/>
+                <w:lang w:val="en-US"/>
+              </w:rPr>
+              <w:t>A5: Security Misconfiguration</w:t>
+            </w:r>
+          </w:p>
+        </w:tc>
+        <w:tc>
+          <w:tcPr>
+            <w:tcW w:w="1431" w:type="dxa"/>
+            <w:shd w:val="clear" w:color="auto" w:fill="D9E2F3" w:themeFill="accent1" w:themeFillTint="33"/>
+          </w:tcPr>
+          <w:p>
+            <w:pPr>
+              <w:rPr>
+                <w:sz w:val="20"/>
+                <w:szCs w:val="20"/>
+                <w:lang w:val="en-US"/>
+              </w:rPr>
+            </w:pPr>
+            <w:r>
+              <w:rPr>
+                <w:sz w:val="20"/>
+                <w:szCs w:val="20"/>
+                <w:lang w:val="en-US"/>
+              </w:rPr>
+              <w:t>Low</w:t>
+            </w:r>
+          </w:p>
+        </w:tc>
+        <w:tc>
+          <w:tcPr>
+            <w:tcW w:w="1070" w:type="dxa"/>
+            <w:shd w:val="clear" w:color="auto" w:fill="D9E2F3" w:themeFill="accent1" w:themeFillTint="33"/>
+          </w:tcPr>
+          <w:p>
+            <w:pPr>
+              <w:rPr>
+                <w:sz w:val="20"/>
+                <w:szCs w:val="20"/>
+                <w:lang w:val="en-US"/>
+              </w:rPr>
+            </w:pPr>
+            <w:r>
+              <w:rPr>
+                <w:sz w:val="20"/>
+                <w:szCs w:val="20"/>
+                <w:lang w:val="en-US"/>
+              </w:rPr>
+              <w:t>Severe</w:t>
+            </w:r>
+          </w:p>
+        </w:tc>
+        <w:tc>
+          <w:tcPr>
+            <w:tcW w:w="1327" w:type="dxa"/>
+            <w:shd w:val="clear" w:color="auto" w:fill="FF0000"/>
+          </w:tcPr>
+          <w:p>
+            <w:pPr>
+              <w:rPr>
+                <w:sz w:val="20"/>
+                <w:szCs w:val="20"/>
+                <w:lang w:val="en-US"/>
+              </w:rPr>
+            </w:pPr>
+            <w:r>
+              <w:rPr>
+                <w:sz w:val="20"/>
+                <w:szCs w:val="20"/>
+                <w:lang w:val="en-US"/>
+              </w:rPr>
+              <w:t>High</w:t>
+            </w:r>
+          </w:p>
+        </w:tc>
+        <w:tc>
+          <w:tcPr>
+            <w:tcW w:w="2534" w:type="dxa"/>
+            <w:shd w:val="clear" w:color="auto" w:fill="D9E2F3" w:themeFill="accent1" w:themeFillTint="33"/>
+          </w:tcPr>
+          <w:p>
+            <w:pPr>
+              <w:rPr>
+                <w:sz w:val="20"/>
+                <w:szCs w:val="20"/>
+                <w:lang w:val="en-US"/>
+              </w:rPr>
+            </w:pPr>
+            <w:r>
+              <w:rPr>
+                <w:sz w:val="20"/>
+                <w:szCs w:val="20"/>
+              </w:rPr>
+              <w:t>Implement centralized configuration management</w:t>
+            </w:r>
+          </w:p>
+        </w:tc>
+        <w:tc>
+          <w:tcPr>
+            <w:tcW w:w="1151" w:type="dxa"/>
+            <w:shd w:val="clear" w:color="auto" w:fill="D9E2F3" w:themeFill="accent1" w:themeFillTint="33"/>
+          </w:tcPr>
+          <w:p>
+            <w:pPr>
+              <w:rPr>
+                <w:sz w:val="20"/>
+                <w:szCs w:val="20"/>
+                <w:lang w:val="en-US"/>
+              </w:rPr>
+            </w:pPr>
+            <w:r>
+              <w:rPr>
+                <w:sz w:val="20"/>
+                <w:szCs w:val="20"/>
+                <w:lang w:val="en-US"/>
+              </w:rPr>
+              <w:t>Yes</w:t>
+            </w:r>
+          </w:p>
+        </w:tc>
+      </w:tr>
+      <w:tr>
+        <w:trPr>
+          <w:trHeight w:val="293"/>
+        </w:trPr>
+        <w:tc>
+          <w:tcPr>
+            <w:tcW w:w="2263" w:type="dxa"/>
+            <w:shd w:val="clear" w:color="auto" w:fill="DEEAF6" w:themeFill="accent5" w:themeFillTint="33"/>
+          </w:tcPr>
+          <w:p>
+            <w:pPr>
+              <w:rPr>
+                <w:sz w:val="20"/>
+                <w:szCs w:val="20"/>
+                <w:lang w:val="en-US"/>
+              </w:rPr>
+            </w:pPr>
+            <w:r>
+              <w:rPr>
+                <w:sz w:val="20"/>
+                <w:szCs w:val="20"/>
+                <w:lang w:val="en-US"/>
+              </w:rPr>
+              <w:t>A6: Vuln</w:t>
+            </w:r>
+            <w:r>
+              <w:rPr>
+                <w:sz w:val="20"/>
+                <w:szCs w:val="20"/>
+                <w:lang w:val="en-US"/>
+              </w:rPr>
+              <w:t>e</w:t>
+            </w:r>
+            <w:r>
+              <w:rPr>
+                <w:sz w:val="20"/>
+                <w:szCs w:val="20"/>
+                <w:lang w:val="en-US"/>
+              </w:rPr>
+              <w:t>rable and Outdated Components</w:t>
+            </w:r>
+          </w:p>
+        </w:tc>
+        <w:tc>
+          <w:tcPr>
+            <w:tcW w:w="1431" w:type="dxa"/>
+            <w:shd w:val="clear" w:color="auto" w:fill="DEEAF6" w:themeFill="accent5" w:themeFillTint="33"/>
+          </w:tcPr>
+          <w:p>
+            <w:pPr>
+              <w:rPr>
+                <w:sz w:val="20"/>
+                <w:szCs w:val="20"/>
+                <w:lang w:val="en-US"/>
+              </w:rPr>
+            </w:pPr>
+            <w:r>
+              <w:rPr>
+                <w:sz w:val="20"/>
+                <w:szCs w:val="20"/>
+                <w:lang w:val="en-US"/>
+              </w:rPr>
+              <w:t>Medium</w:t>
+            </w:r>
+          </w:p>
+        </w:tc>
+        <w:tc>
+          <w:tcPr>
+            <w:tcW w:w="1070" w:type="dxa"/>
+            <w:shd w:val="clear" w:color="auto" w:fill="DEEAF6" w:themeFill="accent5" w:themeFillTint="33"/>
+          </w:tcPr>
+          <w:p>
+            <w:pPr>
+              <w:rPr>
+                <w:sz w:val="20"/>
+                <w:szCs w:val="20"/>
+                <w:lang w:val="en-US"/>
+              </w:rPr>
+            </w:pPr>
+            <w:r>
+              <w:rPr>
+                <w:sz w:val="20"/>
+                <w:szCs w:val="20"/>
+                <w:lang w:val="en-US"/>
+              </w:rPr>
+              <w:t>Severe</w:t>
+            </w:r>
+          </w:p>
+        </w:tc>
+        <w:tc>
+          <w:tcPr>
+            <w:tcW w:w="1327" w:type="dxa"/>
+            <w:shd w:val="clear" w:color="auto" w:fill="FF0000"/>
+          </w:tcPr>
+          <w:p>
+            <w:pPr>
+              <w:rPr>
+                <w:sz w:val="20"/>
+                <w:szCs w:val="20"/>
+                <w:lang w:val="en-US"/>
+              </w:rPr>
+            </w:pPr>
+            <w:r>
+              <w:rPr>
+                <w:sz w:val="20"/>
+                <w:szCs w:val="20"/>
+                <w:lang w:val="en-US"/>
+              </w:rPr>
+              <w:t>High</w:t>
+            </w:r>
+          </w:p>
+        </w:tc>
+        <w:tc>
+          <w:tcPr>
+            <w:tcW w:w="2534" w:type="dxa"/>
+            <w:shd w:val="clear" w:color="auto" w:fill="DEEAF6" w:themeFill="accent5" w:themeFillTint="33"/>
+          </w:tcPr>
+          <w:p>
+            <w:pPr>
+              <w:rPr>
+                <w:sz w:val="20"/>
+                <w:szCs w:val="20"/>
+                <w:lang w:val="en-US"/>
+              </w:rPr>
+            </w:pPr>
+            <w:r>
+              <w:rPr>
+                <w:sz w:val="20"/>
+                <w:szCs w:val="20"/>
+                <w:lang w:val="en-US"/>
+              </w:rPr>
+              <w:t>Regularly update dependencies</w:t>
+            </w:r>
+          </w:p>
+        </w:tc>
+        <w:tc>
+          <w:tcPr>
+            <w:tcW w:w="1151" w:type="dxa"/>
+            <w:shd w:val="clear" w:color="auto" w:fill="DEEAF6" w:themeFill="accent5" w:themeFillTint="33"/>
+          </w:tcPr>
+          <w:p>
+            <w:pPr>
+              <w:rPr>
+                <w:sz w:val="20"/>
+                <w:szCs w:val="20"/>
+                <w:lang w:val="en-US"/>
+              </w:rPr>
+            </w:pPr>
+            <w:r>
+              <w:rPr>
+                <w:sz w:val="20"/>
+                <w:szCs w:val="20"/>
+                <w:lang w:val="en-US"/>
+              </w:rPr>
+              <w:t>Yes</w:t>
+            </w:r>
+          </w:p>
+        </w:tc>
+      </w:tr>
+      <w:tr>
+        <w:trPr>
+          <w:trHeight w:val="293"/>
+        </w:trPr>
+        <w:tc>
+          <w:tcPr>
+            <w:tcW w:w="2263" w:type="dxa"/>
+            <w:shd w:val="clear" w:color="auto" w:fill="D9E2F3" w:themeFill="accent1" w:themeFillTint="33"/>
+          </w:tcPr>
+          <w:p>
+            <w:pPr>
+              <w:rPr>
+                <w:sz w:val="20"/>
+                <w:szCs w:val="20"/>
+                <w:lang w:val="en-US"/>
+              </w:rPr>
+            </w:pPr>
+            <w:r>
+              <w:rPr>
+                <w:sz w:val="20"/>
+                <w:szCs w:val="20"/>
+                <w:lang w:val="en-US"/>
+              </w:rPr>
+              <w:t>A7: Identification and Authentication Failures</w:t>
+            </w:r>
+          </w:p>
+        </w:tc>
+        <w:tc>
+          <w:tcPr>
+            <w:tcW w:w="1431" w:type="dxa"/>
+            <w:shd w:val="clear" w:color="auto" w:fill="D9E2F3" w:themeFill="accent1" w:themeFillTint="33"/>
+          </w:tcPr>
+          <w:p>
+            <w:pPr>
+              <w:rPr>
+                <w:sz w:val="20"/>
+                <w:szCs w:val="20"/>
+                <w:lang w:val="en-US"/>
+              </w:rPr>
+            </w:pPr>
+            <w:r>
+              <w:rPr>
+                <w:sz w:val="20"/>
+                <w:szCs w:val="20"/>
+                <w:lang w:val="en-US"/>
+              </w:rPr>
+              <w:t>Low</w:t>
+            </w:r>
+          </w:p>
+        </w:tc>
+        <w:tc>
+          <w:tcPr>
+            <w:tcW w:w="1070" w:type="dxa"/>
+            <w:shd w:val="clear" w:color="auto" w:fill="D9E2F3" w:themeFill="accent1" w:themeFillTint="33"/>
+          </w:tcPr>
+          <w:p>
+            <w:pPr>
+              <w:rPr>
+                <w:sz w:val="20"/>
+                <w:szCs w:val="20"/>
+                <w:lang w:val="en-US"/>
+              </w:rPr>
+            </w:pPr>
+            <w:r>
+              <w:rPr>
+                <w:sz w:val="20"/>
+                <w:szCs w:val="20"/>
+                <w:lang w:val="en-US"/>
+              </w:rPr>
+              <w:t>Severe</w:t>
+            </w:r>
+          </w:p>
+        </w:tc>
+        <w:tc>
+          <w:tcPr>
+            <w:tcW w:w="1327" w:type="dxa"/>
+            <w:shd w:val="clear" w:color="auto" w:fill="FF0000"/>
+          </w:tcPr>
+          <w:p>
+            <w:pPr>
+              <w:rPr>
+                <w:sz w:val="20"/>
+                <w:szCs w:val="20"/>
+                <w:lang w:val="en-US"/>
+              </w:rPr>
+            </w:pPr>
+            <w:r>
+              <w:rPr>
+                <w:sz w:val="20"/>
+                <w:szCs w:val="20"/>
+                <w:lang w:val="en-US"/>
+              </w:rPr>
+              <w:t>High</w:t>
+            </w:r>
+          </w:p>
+        </w:tc>
+        <w:tc>
+          <w:tcPr>
+            <w:tcW w:w="2534" w:type="dxa"/>
+            <w:shd w:val="clear" w:color="auto" w:fill="D9E2F3" w:themeFill="accent1" w:themeFillTint="33"/>
+          </w:tcPr>
+          <w:p>
+            <w:pPr>
+              <w:rPr>
+                <w:sz w:val="20"/>
+                <w:szCs w:val="20"/>
+                <w:lang w:val="en-US"/>
+              </w:rPr>
+            </w:pPr>
+            <w:r>
+              <w:rPr>
+                <w:sz w:val="20"/>
+                <w:szCs w:val="20"/>
+                <w:lang w:val="en-US"/>
+              </w:rPr>
+              <w:t>Implement MFA</w:t>
+            </w:r>
+          </w:p>
+        </w:tc>
+        <w:tc>
+          <w:tcPr>
+            <w:tcW w:w="1151" w:type="dxa"/>
+            <w:shd w:val="clear" w:color="auto" w:fill="D9E2F3" w:themeFill="accent1" w:themeFillTint="33"/>
+          </w:tcPr>
+          <w:p>
+            <w:pPr>
+              <w:rPr>
+                <w:sz w:val="20"/>
+                <w:szCs w:val="20"/>
+                <w:lang w:val="en-US"/>
+              </w:rPr>
+            </w:pPr>
+            <w:r>
+              <w:rPr>
+                <w:sz w:val="20"/>
+                <w:szCs w:val="20"/>
+                <w:lang w:val="en-US"/>
+              </w:rPr>
+              <w:t>No</w:t>
+            </w:r>
+          </w:p>
+        </w:tc>
+      </w:tr>
+      <w:tr>
+        <w:trPr>
+          <w:trHeight w:val="304"/>
+        </w:trPr>
+        <w:tc>
+          <w:tcPr>
+            <w:tcW w:w="2263" w:type="dxa"/>
+            <w:shd w:val="clear" w:color="auto" w:fill="DEEAF6" w:themeFill="accent5" w:themeFillTint="33"/>
+          </w:tcPr>
+          <w:p>
+            <w:pPr>
+              <w:rPr>
+                <w:sz w:val="20"/>
+                <w:szCs w:val="20"/>
+                <w:lang w:val="en-US"/>
+              </w:rPr>
+            </w:pPr>
+            <w:r>
+              <w:rPr>
+                <w:sz w:val="20"/>
+                <w:szCs w:val="20"/>
+                <w:lang w:val="en-US"/>
+              </w:rPr>
+              <w:t>A8: Software and Data Integrity Failures</w:t>
+            </w:r>
+          </w:p>
+        </w:tc>
+        <w:tc>
+          <w:tcPr>
+            <w:tcW w:w="1431" w:type="dxa"/>
+            <w:shd w:val="clear" w:color="auto" w:fill="DEEAF6" w:themeFill="accent5" w:themeFillTint="33"/>
+          </w:tcPr>
+          <w:p>
+            <w:pPr>
+              <w:rPr>
+                <w:sz w:val="20"/>
+                <w:szCs w:val="20"/>
+                <w:lang w:val="en-US"/>
+              </w:rPr>
+            </w:pPr>
+            <w:r>
+              <w:rPr>
+                <w:sz w:val="20"/>
+                <w:szCs w:val="20"/>
+                <w:lang w:val="en-US"/>
+              </w:rPr>
+              <w:t>Medium</w:t>
+            </w:r>
+          </w:p>
+        </w:tc>
+        <w:tc>
+          <w:tcPr>
+            <w:tcW w:w="1070" w:type="dxa"/>
+            <w:shd w:val="clear" w:color="auto" w:fill="DEEAF6" w:themeFill="accent5" w:themeFillTint="33"/>
+          </w:tcPr>
+          <w:p>
+            <w:pPr>
+              <w:rPr>
+                <w:sz w:val="20"/>
+                <w:szCs w:val="20"/>
+                <w:lang w:val="en-US"/>
+              </w:rPr>
+            </w:pPr>
+            <w:r>
+              <w:rPr>
+                <w:sz w:val="20"/>
+                <w:szCs w:val="20"/>
+                <w:lang w:val="en-US"/>
+              </w:rPr>
+              <w:t>Severe</w:t>
+            </w:r>
+          </w:p>
+        </w:tc>
+        <w:tc>
+          <w:tcPr>
+            <w:tcW w:w="1327" w:type="dxa"/>
+            <w:shd w:val="clear" w:color="auto" w:fill="FF0000"/>
+          </w:tcPr>
+          <w:p>
+            <w:pPr>
+              <w:rPr>
+                <w:sz w:val="20"/>
+                <w:szCs w:val="20"/>
+                <w:lang w:val="en-US"/>
+              </w:rPr>
+            </w:pPr>
+            <w:r>
+              <w:rPr>
+                <w:sz w:val="20"/>
+                <w:szCs w:val="20"/>
+                <w:lang w:val="en-US"/>
+              </w:rPr>
+              <w:t>High</w:t>
+            </w:r>
+          </w:p>
+        </w:tc>
+        <w:tc>
+          <w:tcPr>
+            <w:tcW w:w="2534" w:type="dxa"/>
+            <w:shd w:val="clear" w:color="auto" w:fill="DEEAF6" w:themeFill="accent5" w:themeFillTint="33"/>
+          </w:tcPr>
+          <w:p>
+            <w:pPr>
+              <w:rPr>
+                <w:sz w:val="20"/>
+                <w:szCs w:val="20"/>
+                <w:lang w:val="en-US"/>
+              </w:rPr>
+            </w:pPr>
+            <w:r>
+              <w:rPr>
+                <w:sz w:val="20"/>
+                <w:szCs w:val="20"/>
+                <w:lang w:val="en-US"/>
+              </w:rPr>
+              <w:t>Sign code, secure CI/CD pipelines</w:t>
+            </w:r>
+          </w:p>
+        </w:tc>
+        <w:tc>
+          <w:tcPr>
+            <w:tcW w:w="1151" w:type="dxa"/>
+            <w:shd w:val="clear" w:color="auto" w:fill="DEEAF6" w:themeFill="accent5" w:themeFillTint="33"/>
+          </w:tcPr>
+          <w:p>
+            <w:pPr>
+              <w:rPr>
+                <w:sz w:val="20"/>
+                <w:szCs w:val="20"/>
+                <w:lang w:val="en-US"/>
+              </w:rPr>
+            </w:pPr>
+            <w:r>
+              <w:rPr>
+                <w:sz w:val="20"/>
+                <w:szCs w:val="20"/>
+                <w:lang w:val="en-US"/>
+              </w:rPr>
+              <w:t>No</w:t>
+            </w:r>
+          </w:p>
+        </w:tc>
+      </w:tr>
+      <w:tr>
+        <w:trPr>
+          <w:trHeight w:val="293"/>
+        </w:trPr>
+        <w:tc>
+          <w:tcPr>
+            <w:tcW w:w="2263" w:type="dxa"/>
+            <w:shd w:val="clear" w:color="auto" w:fill="D9E2F3" w:themeFill="accent1" w:themeFillTint="33"/>
+          </w:tcPr>
+          <w:p>
+            <w:pPr>
+              <w:rPr>
+                <w:sz w:val="20"/>
+                <w:szCs w:val="20"/>
+                <w:lang w:val="en-US"/>
+              </w:rPr>
+            </w:pPr>
+            <w:r>
+              <w:rPr>
+                <w:sz w:val="20"/>
+                <w:szCs w:val="20"/>
+                <w:lang w:val="en-US"/>
+              </w:rPr>
+              <w:t>A9: Security Logging and Monitoring Failures</w:t>
+            </w:r>
+          </w:p>
+        </w:tc>
+        <w:tc>
+          <w:tcPr>
+            <w:tcW w:w="1431" w:type="dxa"/>
+            <w:shd w:val="clear" w:color="auto" w:fill="D9E2F3" w:themeFill="accent1" w:themeFillTint="33"/>
+          </w:tcPr>
+          <w:p>
+            <w:pPr>
+              <w:rPr>
+                <w:sz w:val="20"/>
+                <w:szCs w:val="20"/>
+                <w:lang w:val="en-US"/>
+              </w:rPr>
+            </w:pPr>
+            <w:r>
+              <w:rPr>
+                <w:sz w:val="20"/>
+                <w:szCs w:val="20"/>
+                <w:lang w:val="en-US"/>
+              </w:rPr>
+              <w:t>Low</w:t>
+            </w:r>
+          </w:p>
+        </w:tc>
+        <w:tc>
+          <w:tcPr>
+            <w:tcW w:w="1070" w:type="dxa"/>
+            <w:shd w:val="clear" w:color="auto" w:fill="D9E2F3" w:themeFill="accent1" w:themeFillTint="33"/>
+          </w:tcPr>
+          <w:p>
+            <w:pPr>
+              <w:rPr>
+                <w:sz w:val="20"/>
+                <w:szCs w:val="20"/>
+                <w:lang w:val="en-US"/>
+              </w:rPr>
+            </w:pPr>
+            <w:r>
+              <w:rPr>
+                <w:sz w:val="20"/>
+                <w:szCs w:val="20"/>
+                <w:lang w:val="en-US"/>
+              </w:rPr>
+              <w:t>Low</w:t>
+            </w:r>
+          </w:p>
+        </w:tc>
+        <w:tc>
+          <w:tcPr>
+            <w:tcW w:w="1327" w:type="dxa"/>
+            <w:shd w:val="clear" w:color="auto" w:fill="00B050"/>
+          </w:tcPr>
+          <w:p>
+            <w:pPr>
+              <w:rPr>
+                <w:sz w:val="20"/>
+                <w:szCs w:val="20"/>
+                <w:lang w:val="en-US"/>
+              </w:rPr>
+            </w:pPr>
+            <w:r>
+              <w:rPr>
+                <w:sz w:val="20"/>
+                <w:szCs w:val="20"/>
+                <w:lang w:val="en-US"/>
+              </w:rPr>
+              <w:t>Minor</w:t>
+            </w:r>
+          </w:p>
+        </w:tc>
+        <w:tc>
+          <w:tcPr>
+            <w:tcW w:w="2534" w:type="dxa"/>
+            <w:shd w:val="clear" w:color="auto" w:fill="D9E2F3" w:themeFill="accent1" w:themeFillTint="33"/>
+          </w:tcPr>
+          <w:p>
+            <w:pPr>
+              <w:rPr>
+                <w:sz w:val="20"/>
+                <w:szCs w:val="20"/>
+                <w:lang w:val="en-US"/>
+              </w:rPr>
+            </w:pPr>
+            <w:r>
+              <w:rPr>
+                <w:sz w:val="20"/>
+                <w:szCs w:val="20"/>
+                <w:lang w:val="en-US"/>
+              </w:rPr>
+              <w:t>Implement logging of exceptions thrown</w:t>
+            </w:r>
+          </w:p>
+        </w:tc>
+        <w:tc>
+          <w:tcPr>
+            <w:tcW w:w="1151" w:type="dxa"/>
+            <w:shd w:val="clear" w:color="auto" w:fill="D9E2F3" w:themeFill="accent1" w:themeFillTint="33"/>
+          </w:tcPr>
+          <w:p>
+            <w:pPr>
+              <w:rPr>
+                <w:sz w:val="20"/>
+                <w:szCs w:val="20"/>
+                <w:lang w:val="en-US"/>
+              </w:rPr>
+            </w:pPr>
+            <w:r>
+              <w:rPr>
+                <w:sz w:val="20"/>
+                <w:szCs w:val="20"/>
+                <w:lang w:val="en-US"/>
+              </w:rPr>
+              <w:t>Yes</w:t>
+            </w:r>
+          </w:p>
+        </w:tc>
+      </w:tr>
+      <w:tr>
+        <w:trPr>
+          <w:trHeight w:val="293"/>
+        </w:trPr>
+        <w:tc>
+          <w:tcPr>
+            <w:tcW w:w="2263" w:type="dxa"/>
+            <w:shd w:val="clear" w:color="auto" w:fill="DEEAF6" w:themeFill="accent5" w:themeFillTint="33"/>
+          </w:tcPr>
+          <w:p>
+            <w:pPr>
+              <w:rPr>
+                <w:sz w:val="20"/>
+                <w:szCs w:val="20"/>
+                <w:lang w:val="en-US"/>
+              </w:rPr>
+            </w:pPr>
+            <w:r>
+              <w:rPr>
+                <w:sz w:val="20"/>
+                <w:szCs w:val="20"/>
+                <w:lang w:val="en-US"/>
+              </w:rPr>
+              <w:t>A10: Server-Side Request Forgery (SSRF)</w:t>
+            </w:r>
+          </w:p>
+        </w:tc>
+        <w:tc>
+          <w:tcPr>
+            <w:tcW w:w="1431" w:type="dxa"/>
+            <w:shd w:val="clear" w:color="auto" w:fill="DEEAF6" w:themeFill="accent5" w:themeFillTint="33"/>
+          </w:tcPr>
+          <w:p>
+            <w:pPr>
+              <w:rPr>
+                <w:sz w:val="20"/>
+                <w:szCs w:val="20"/>
+                <w:lang w:val="en-US"/>
+              </w:rPr>
+            </w:pPr>
+            <w:r>
+              <w:rPr>
+                <w:sz w:val="20"/>
+                <w:szCs w:val="20"/>
+                <w:lang w:val="en-US"/>
+              </w:rPr>
+              <w:t>Medium</w:t>
+            </w:r>
+          </w:p>
+        </w:tc>
+        <w:tc>
+          <w:tcPr>
+            <w:tcW w:w="1070" w:type="dxa"/>
+            <w:shd w:val="clear" w:color="auto" w:fill="DEEAF6" w:themeFill="accent5" w:themeFillTint="33"/>
+          </w:tcPr>
+          <w:p>
+            <w:pPr>
+              <w:rPr>
+                <w:sz w:val="20"/>
+                <w:szCs w:val="20"/>
+                <w:lang w:val="en-US"/>
+              </w:rPr>
+            </w:pPr>
+            <w:r>
+              <w:rPr>
+                <w:sz w:val="20"/>
+                <w:szCs w:val="20"/>
+                <w:lang w:val="en-US"/>
+              </w:rPr>
+              <w:t>Severe</w:t>
+            </w:r>
+          </w:p>
+        </w:tc>
+        <w:tc>
+          <w:tcPr>
+            <w:tcW w:w="1327" w:type="dxa"/>
+            <w:shd w:val="clear" w:color="auto" w:fill="FF0000"/>
+          </w:tcPr>
+          <w:p>
+            <w:pPr>
+              <w:rPr>
+                <w:sz w:val="20"/>
+                <w:szCs w:val="20"/>
+                <w:lang w:val="en-US"/>
+              </w:rPr>
+            </w:pPr>
+            <w:r>
+              <w:rPr>
+                <w:sz w:val="20"/>
+                <w:szCs w:val="20"/>
+                <w:lang w:val="en-US"/>
+              </w:rPr>
+              <w:t>High</w:t>
+            </w:r>
+          </w:p>
+        </w:tc>
+        <w:tc>
+          <w:tcPr>
+            <w:tcW w:w="2534" w:type="dxa"/>
+            <w:shd w:val="clear" w:color="auto" w:fill="DEEAF6" w:themeFill="accent5" w:themeFillTint="33"/>
+          </w:tcPr>
+          <w:p>
+            <w:pPr>
+              <w:rPr>
+                <w:sz w:val="20"/>
+                <w:szCs w:val="20"/>
+                <w:lang w:val="en-US"/>
+              </w:rPr>
+            </w:pPr>
+            <w:r>
+              <w:rPr>
+                <w:sz w:val="20"/>
+                <w:szCs w:val="20"/>
+                <w:lang w:val="en-US"/>
+              </w:rPr>
+              <w:t>Validate and sanitize user input</w:t>
+            </w:r>
+          </w:p>
+        </w:tc>
+        <w:tc>
+          <w:tcPr>
+            <w:tcW w:w="1151" w:type="dxa"/>
+            <w:shd w:val="clear" w:color="auto" w:fill="DEEAF6" w:themeFill="accent5" w:themeFillTint="33"/>
+          </w:tcPr>
+          <w:p>
+            <w:pPr>
+              <w:rPr>
+                <w:sz w:val="20"/>
+                <w:szCs w:val="20"/>
+                <w:lang w:val="en-US"/>
+              </w:rPr>
+            </w:pPr>
+            <w:r>
+              <w:rPr>
+                <w:sz w:val="20"/>
+                <w:szCs w:val="20"/>
+                <w:lang w:val="en-US"/>
+              </w:rPr>
+              <w:t>Yes</w:t>
+            </w:r>
+          </w:p>
+        </w:tc>
+      </w:tr>
+    </w:tbl>
+    <w:p>
+      <w:pPr>
+        <w:rPr>
+          <w:lang w:val="en-US"/>
+        </w:rPr>
+      </w:pPr>
+    </w:p>
+    <w:p>
+      <w:pPr>
+        <w:pStyle w:val="Heading1"/>
+        <w:numPr>
+          <w:ilvl w:val="0"/>
+          <w:numId w:val="2"/>
+        </w:numPr>
+        <w:rPr>
+          <w:lang w:val="en-US"/>
+        </w:rPr>
+      </w:pPr>
+      <w:bookmarkStart w:id="2" w:name="_Toc169855632"/>
       <w:r>
         <w:rPr>
           <w:lang w:val="en-US"/>
         </w:rPr>
         <w:t>Broken Access Control</w:t>
       </w:r>
-      <w:bookmarkEnd w:id="1"/>
+      <w:bookmarkEnd w:id="2"/>
     </w:p>
     <w:p>
       <w:pPr>
@@ -4105,14 +6066,14 @@
           <w:lang w:val="en-US"/>
         </w:rPr>
       </w:pPr>
-      <w:bookmarkStart w:id="2" w:name="_Toc169682220"/>
+      <w:bookmarkStart w:id="3" w:name="_Toc169855633"/>
       <w:r>
         <w:rPr>
           <w:lang w:val="en-US"/>
         </w:rPr>
         <w:t>Description:</w:t>
       </w:r>
-      <w:bookmarkEnd w:id="2"/>
+      <w:bookmarkEnd w:id="3"/>
     </w:p>
     <w:p>
       <w:pPr>
@@ -4140,14 +6101,14 @@
           <w:lang w:val="en-US"/>
         </w:rPr>
       </w:pPr>
-      <w:bookmarkStart w:id="3" w:name="_Toc169682221"/>
+      <w:bookmarkStart w:id="4" w:name="_Toc169855634"/>
       <w:r>
         <w:rPr>
           <w:lang w:val="en-US"/>
         </w:rPr>
         <w:t>Mitigation Strategy:</w:t>
       </w:r>
-      <w:bookmarkEnd w:id="3"/>
+      <w:bookmarkEnd w:id="4"/>
     </w:p>
     <w:p>
       <w:pPr>
@@ -4175,14 +6136,14 @@
           <w:lang w:val="en-US"/>
         </w:rPr>
       </w:pPr>
-      <w:bookmarkStart w:id="4" w:name="_Toc169682222"/>
+      <w:bookmarkStart w:id="5" w:name="_Toc169855635"/>
       <w:r>
         <w:rPr>
           <w:lang w:val="en-US"/>
         </w:rPr>
         <w:t>Implementation</w:t>
       </w:r>
-      <w:bookmarkEnd w:id="4"/>
+      <w:bookmarkEnd w:id="5"/>
     </w:p>
     <w:p>
       <w:pPr>
@@ -4276,7 +6237,7 @@
           <w:lang w:val="ru-RU"/>
         </w:rPr>
       </w:pPr>
-      <w:bookmarkStart w:id="5" w:name="_Toc169682223"/>
+      <w:bookmarkStart w:id="6" w:name="_Toc169855636"/>
       <w:r>
         <w:rPr>
           <w:lang w:val="en-US"/>
@@ -4284,7 +6245,7 @@
         <w:lastRenderedPageBreak/>
         <w:t>Cryptographic Failures</w:t>
       </w:r>
-      <w:bookmarkEnd w:id="5"/>
+      <w:bookmarkEnd w:id="6"/>
     </w:p>
     <w:p>
       <w:pPr>
@@ -4297,14 +6258,14 @@
           <w:lang w:val="ru-RU"/>
         </w:rPr>
       </w:pPr>
-      <w:bookmarkStart w:id="6" w:name="_Toc169682224"/>
+      <w:bookmarkStart w:id="7" w:name="_Toc169855637"/>
       <w:r>
         <w:rPr>
           <w:lang w:val="en-US"/>
         </w:rPr>
         <w:t>Description</w:t>
       </w:r>
-      <w:bookmarkEnd w:id="6"/>
+      <w:bookmarkEnd w:id="7"/>
     </w:p>
     <w:p>
       <w:pPr>
@@ -4332,14 +6293,14 @@
           <w:lang w:val="ru-RU"/>
         </w:rPr>
       </w:pPr>
-      <w:bookmarkStart w:id="7" w:name="_Toc169682225"/>
+      <w:bookmarkStart w:id="8" w:name="_Toc169855638"/>
       <w:r>
         <w:rPr>
           <w:lang w:val="en-US"/>
         </w:rPr>
         <w:t>Mitigation Strategy:</w:t>
       </w:r>
-      <w:bookmarkEnd w:id="7"/>
+      <w:bookmarkEnd w:id="8"/>
     </w:p>
     <w:p>
       <w:pPr>
@@ -4353,7 +6314,10 @@
         </w:rPr>
       </w:pPr>
       <w:r>
-        <w:t>Data is not encrypted while in transit.e</w:t>
+        <w:t>Data is not encrypted while in transit</w:t>
+      </w:r>
+      <w:r>
+        <w:t xml:space="preserve"> and in rest.</w:t>
       </w:r>
     </w:p>
     <w:p>
@@ -4367,14 +6331,14 @@
           <w:lang w:val="en-US"/>
         </w:rPr>
       </w:pPr>
-      <w:bookmarkStart w:id="8" w:name="_Toc169682226"/>
+      <w:bookmarkStart w:id="9" w:name="_Toc169855639"/>
       <w:r>
         <w:rPr>
           <w:lang w:val="en-US"/>
         </w:rPr>
         <w:t>Injection</w:t>
       </w:r>
-      <w:bookmarkEnd w:id="8"/>
+      <w:bookmarkEnd w:id="9"/>
     </w:p>
     <w:p>
       <w:pPr>
@@ -4387,14 +6351,14 @@
           <w:lang w:val="en-US"/>
         </w:rPr>
       </w:pPr>
-      <w:bookmarkStart w:id="9" w:name="_Toc169682227"/>
+      <w:bookmarkStart w:id="10" w:name="_Toc169855640"/>
       <w:r>
         <w:rPr>
           <w:lang w:val="en-US"/>
         </w:rPr>
         <w:t>Description</w:t>
       </w:r>
-      <w:bookmarkEnd w:id="9"/>
+      <w:bookmarkEnd w:id="10"/>
     </w:p>
     <w:p>
       <w:pPr>
@@ -4422,14 +6386,14 @@
           <w:lang w:val="en-US"/>
         </w:rPr>
       </w:pPr>
-      <w:bookmarkStart w:id="10" w:name="_Toc169682228"/>
+      <w:bookmarkStart w:id="11" w:name="_Toc169855641"/>
       <w:r>
         <w:rPr>
           <w:lang w:val="en-US"/>
         </w:rPr>
         <w:t>Mitigation Strategy:</w:t>
       </w:r>
-      <w:bookmarkEnd w:id="10"/>
+      <w:bookmarkEnd w:id="11"/>
     </w:p>
     <w:p>
       <w:pPr>
@@ -4457,7 +6421,7 @@
           <w:lang w:val="en-US"/>
         </w:rPr>
       </w:pPr>
-      <w:bookmarkStart w:id="11" w:name="_Toc169682229"/>
+      <w:bookmarkStart w:id="12" w:name="_Toc169855642"/>
       <w:r>
         <w:rPr>
           <w:lang w:val="en-US"/>
@@ -4465,7 +6429,7 @@
         <w:lastRenderedPageBreak/>
         <w:t>Implementation:</w:t>
       </w:r>
-      <w:bookmarkEnd w:id="11"/>
+      <w:bookmarkEnd w:id="12"/>
     </w:p>
     <w:p>
       <w:pPr>
@@ -4628,7 +6592,7 @@
           <w:lang w:val="en-US"/>
         </w:rPr>
       </w:pPr>
-      <w:bookmarkStart w:id="12" w:name="_Toc169682230"/>
+      <w:bookmarkStart w:id="13" w:name="_Toc169855643"/>
       <w:r>
         <w:rPr>
           <w:lang w:val="en-US"/>
@@ -4636,7 +6600,7 @@
         <w:lastRenderedPageBreak/>
         <w:t>Insecure Design</w:t>
       </w:r>
-      <w:bookmarkEnd w:id="12"/>
+      <w:bookmarkEnd w:id="13"/>
     </w:p>
     <w:p>
       <w:pPr>
@@ -4649,14 +6613,14 @@
           <w:lang w:val="en-US"/>
         </w:rPr>
       </w:pPr>
-      <w:bookmarkStart w:id="13" w:name="_Toc169682231"/>
+      <w:bookmarkStart w:id="14" w:name="_Toc169855644"/>
       <w:r>
         <w:rPr>
           <w:lang w:val="en-US"/>
         </w:rPr>
         <w:t>Description:</w:t>
       </w:r>
-      <w:bookmarkEnd w:id="13"/>
+      <w:bookmarkEnd w:id="14"/>
     </w:p>
     <w:p>
       <w:pPr>
@@ -4684,14 +6648,14 @@
           <w:lang w:val="en-US"/>
         </w:rPr>
       </w:pPr>
-      <w:bookmarkStart w:id="14" w:name="_Toc169682232"/>
+      <w:bookmarkStart w:id="15" w:name="_Toc169855645"/>
       <w:r>
         <w:rPr>
           <w:lang w:val="en-US"/>
         </w:rPr>
         <w:t>Mitigation Strategy:</w:t>
       </w:r>
-      <w:bookmarkEnd w:id="14"/>
+      <w:bookmarkEnd w:id="15"/>
     </w:p>
     <w:p>
       <w:pPr>
@@ -4705,7 +6669,7 @@
         </w:rPr>
       </w:pPr>
       <w:r>
-        <w:t>We incorporate security principles into the application design and perform regular threat modeling.</w:t>
+        <w:t>We don’t deal with this risk</w:t>
       </w:r>
     </w:p>
     <w:p>
@@ -4719,14 +6683,14 @@
           <w:lang w:val="en-US"/>
         </w:rPr>
       </w:pPr>
-      <w:bookmarkStart w:id="15" w:name="_Toc169682233"/>
+      <w:bookmarkStart w:id="16" w:name="_Toc169855646"/>
       <w:r>
         <w:rPr>
           <w:lang w:val="en-US"/>
         </w:rPr>
         <w:t>Security Misconfiguration</w:t>
       </w:r>
-      <w:bookmarkEnd w:id="15"/>
+      <w:bookmarkEnd w:id="16"/>
     </w:p>
     <w:p>
       <w:pPr>
@@ -4739,14 +6703,14 @@
           <w:lang w:val="en-US"/>
         </w:rPr>
       </w:pPr>
-      <w:bookmarkStart w:id="16" w:name="_Toc169682234"/>
+      <w:bookmarkStart w:id="17" w:name="_Toc169855647"/>
       <w:r>
         <w:rPr>
           <w:lang w:val="en-US"/>
         </w:rPr>
         <w:t>Description:</w:t>
       </w:r>
-      <w:bookmarkEnd w:id="16"/>
+      <w:bookmarkEnd w:id="17"/>
     </w:p>
     <w:p>
       <w:pPr>
@@ -4774,14 +6738,14 @@
           <w:lang w:val="en-US"/>
         </w:rPr>
       </w:pPr>
-      <w:bookmarkStart w:id="17" w:name="_Toc169682235"/>
+      <w:bookmarkStart w:id="18" w:name="_Toc169855648"/>
       <w:r>
         <w:rPr>
           <w:lang w:val="en-US"/>
         </w:rPr>
         <w:t>Mitigation Strategy:</w:t>
       </w:r>
-      <w:bookmarkEnd w:id="17"/>
+      <w:bookmarkEnd w:id="18"/>
     </w:p>
     <w:p>
       <w:pPr>
@@ -4812,14 +6776,14 @@
           <w:lang w:val="en-US"/>
         </w:rPr>
       </w:pPr>
-      <w:bookmarkStart w:id="18" w:name="_Toc169682236"/>
+      <w:bookmarkStart w:id="19" w:name="_Toc169855649"/>
       <w:r>
         <w:rPr>
           <w:lang w:val="en-US"/>
         </w:rPr>
         <w:t>Vulnerable and Outdate Components</w:t>
       </w:r>
-      <w:bookmarkEnd w:id="18"/>
+      <w:bookmarkEnd w:id="19"/>
     </w:p>
     <w:p>
       <w:pPr>
@@ -4832,14 +6796,14 @@
           <w:lang w:val="en-US"/>
         </w:rPr>
       </w:pPr>
-      <w:bookmarkStart w:id="19" w:name="_Toc169682237"/>
+      <w:bookmarkStart w:id="20" w:name="_Toc169855650"/>
       <w:r>
         <w:rPr>
           <w:lang w:val="en-US"/>
         </w:rPr>
         <w:t>Description:</w:t>
       </w:r>
-      <w:bookmarkEnd w:id="19"/>
+      <w:bookmarkEnd w:id="20"/>
     </w:p>
     <w:p>
       <w:pPr>
@@ -4867,14 +6831,14 @@
           <w:lang w:val="en-US"/>
         </w:rPr>
       </w:pPr>
-      <w:bookmarkStart w:id="20" w:name="_Toc169682238"/>
+      <w:bookmarkStart w:id="21" w:name="_Toc169855651"/>
       <w:r>
         <w:rPr>
           <w:lang w:val="en-US"/>
         </w:rPr>
         <w:t>Mitigation Strategy:</w:t>
       </w:r>
-      <w:bookmarkEnd w:id="20"/>
+      <w:bookmarkEnd w:id="21"/>
     </w:p>
     <w:p>
       <w:pPr>
@@ -4905,14 +6869,14 @@
           <w:lang w:val="en-US"/>
         </w:rPr>
       </w:pPr>
-      <w:bookmarkStart w:id="21" w:name="_Toc169682239"/>
+      <w:bookmarkStart w:id="22" w:name="_Toc169855652"/>
       <w:r>
         <w:rPr>
           <w:lang w:val="en-US"/>
         </w:rPr>
         <w:t>Implementation:</w:t>
       </w:r>
-      <w:bookmarkEnd w:id="21"/>
+      <w:bookmarkEnd w:id="22"/>
     </w:p>
     <w:p>
       <w:pPr>
@@ -4959,14 +6923,14 @@
           <w:lang w:val="en-US"/>
         </w:rPr>
       </w:pPr>
-      <w:bookmarkStart w:id="22" w:name="_Toc169682240"/>
+      <w:bookmarkStart w:id="23" w:name="_Toc169855653"/>
       <w:r>
         <w:rPr>
           <w:lang w:val="en-US"/>
         </w:rPr>
         <w:t>Identification and Authentication Failures</w:t>
       </w:r>
-      <w:bookmarkEnd w:id="22"/>
+      <w:bookmarkEnd w:id="23"/>
     </w:p>
     <w:p>
       <w:pPr>
@@ -4979,14 +6943,14 @@
           <w:lang w:val="en-US"/>
         </w:rPr>
       </w:pPr>
-      <w:bookmarkStart w:id="23" w:name="_Toc169682241"/>
+      <w:bookmarkStart w:id="24" w:name="_Toc169855654"/>
       <w:r>
         <w:rPr>
           <w:lang w:val="en-US"/>
         </w:rPr>
         <w:t>Description:</w:t>
       </w:r>
-      <w:bookmarkEnd w:id="23"/>
+      <w:bookmarkEnd w:id="24"/>
     </w:p>
     <w:p>
       <w:pPr>
@@ -5014,14 +6978,14 @@
           <w:lang w:val="en-US"/>
         </w:rPr>
       </w:pPr>
-      <w:bookmarkStart w:id="24" w:name="_Toc169682242"/>
+      <w:bookmarkStart w:id="25" w:name="_Toc169855655"/>
       <w:r>
         <w:rPr>
           <w:lang w:val="en-US"/>
         </w:rPr>
         <w:t>Mitigation Strategy:</w:t>
       </w:r>
-      <w:bookmarkEnd w:id="24"/>
+      <w:bookmarkEnd w:id="25"/>
     </w:p>
     <w:p>
       <w:pPr>
@@ -5052,14 +7016,14 @@
           <w:lang w:val="en-US"/>
         </w:rPr>
       </w:pPr>
-      <w:bookmarkStart w:id="25" w:name="_Toc169682243"/>
+      <w:bookmarkStart w:id="26" w:name="_Toc169855656"/>
       <w:r>
         <w:rPr>
           <w:lang w:val="en-US"/>
         </w:rPr>
         <w:t>Implementation:</w:t>
       </w:r>
-      <w:bookmarkEnd w:id="25"/>
+      <w:bookmarkEnd w:id="26"/>
     </w:p>
     <w:p>
       <w:pPr>
@@ -5090,14 +7054,14 @@
           <w:lang w:val="en-US"/>
         </w:rPr>
       </w:pPr>
-      <w:bookmarkStart w:id="26" w:name="_Toc169682244"/>
+      <w:bookmarkStart w:id="27" w:name="_Toc169855657"/>
       <w:r>
         <w:rPr>
           <w:lang w:val="en-US"/>
         </w:rPr>
         <w:t>Software and Data Integrity Failures</w:t>
       </w:r>
-      <w:bookmarkEnd w:id="26"/>
+      <w:bookmarkEnd w:id="27"/>
     </w:p>
     <w:p>
       <w:pPr>
@@ -5110,14 +7074,14 @@
           <w:lang w:val="en-US"/>
         </w:rPr>
       </w:pPr>
-      <w:bookmarkStart w:id="27" w:name="_Toc169682245"/>
+      <w:bookmarkStart w:id="28" w:name="_Toc169855658"/>
       <w:r>
         <w:rPr>
           <w:lang w:val="en-US"/>
         </w:rPr>
         <w:t>Description:</w:t>
       </w:r>
-      <w:bookmarkEnd w:id="27"/>
+      <w:bookmarkEnd w:id="28"/>
     </w:p>
     <w:p>
       <w:pPr>
@@ -5145,14 +7109,14 @@
           <w:lang w:val="en-US"/>
         </w:rPr>
       </w:pPr>
-      <w:bookmarkStart w:id="28" w:name="_Toc169682246"/>
+      <w:bookmarkStart w:id="29" w:name="_Toc169855659"/>
       <w:r>
         <w:rPr>
           <w:lang w:val="en-US"/>
         </w:rPr>
         <w:t>Mitigation Strategy:</w:t>
       </w:r>
-      <w:bookmarkEnd w:id="28"/>
+      <w:bookmarkEnd w:id="29"/>
     </w:p>
     <w:p>
       <w:pPr>
@@ -5162,20 +7126,55 @@
           <w:numId w:val="2"/>
         </w:numPr>
         <w:rPr>
-          <w:lang w:val="en-US"/>
-        </w:rPr>
-      </w:pPr>
-      <w:r>
-        <w:rPr>
-          <w:lang w:val="en-US"/>
-        </w:rPr>
-        <w:t>We don’t sign code, not securing pipelines</w:t>
-      </w:r>
-      <w:r>
-        <w:rPr>
-          <w:lang w:val="en-US"/>
-        </w:rPr>
-        <w:t>.</w:t>
+          <w:rFonts w:cstheme="minorHAnsi"/>
+          <w:lang w:val="en-US"/>
+        </w:rPr>
+      </w:pPr>
+      <w:r>
+        <w:rPr>
+          <w:rFonts w:cstheme="minorHAnsi"/>
+          <w:color w:val="000000"/>
+        </w:rPr>
+        <w:t>Implement code signing for all software components and secure the CI/CD pipelines by integrating security checks and audits into the pipeline.</w:t>
+      </w:r>
+    </w:p>
+    <w:p>
+      <w:pPr>
+        <w:pStyle w:val="Heading2"/>
+        <w:numPr>
+          <w:ilvl w:val="1"/>
+          <w:numId w:val="2"/>
+        </w:numPr>
+        <w:rPr>
+          <w:lang w:val="en-US"/>
+        </w:rPr>
+      </w:pPr>
+      <w:bookmarkStart w:id="30" w:name="_Toc169855660"/>
+      <w:r>
+        <w:rPr>
+          <w:lang w:val="en-US"/>
+        </w:rPr>
+        <w:lastRenderedPageBreak/>
+        <w:t>Implementation:</w:t>
+      </w:r>
+      <w:bookmarkEnd w:id="30"/>
+    </w:p>
+    <w:p>
+      <w:pPr>
+        <w:pStyle w:val="ListParagraph"/>
+        <w:numPr>
+          <w:ilvl w:val="2"/>
+          <w:numId w:val="2"/>
+        </w:numPr>
+        <w:rPr>
+          <w:lang w:val="en-US"/>
+        </w:rPr>
+      </w:pPr>
+      <w:r>
+        <w:rPr>
+          <w:lang w:val="en-US"/>
+        </w:rPr>
+        <w:t>We don’t sign code or secure pipelines.</w:t>
       </w:r>
     </w:p>
     <w:p>
@@ -5189,15 +7188,14 @@
           <w:lang w:val="en-US"/>
         </w:rPr>
       </w:pPr>
-      <w:bookmarkStart w:id="29" w:name="_Toc169682247"/>
-      <w:r>
-        <w:rPr>
-          <w:lang w:val="en-US"/>
-        </w:rPr>
-        <w:lastRenderedPageBreak/>
+      <w:bookmarkStart w:id="31" w:name="_Toc169855661"/>
+      <w:r>
+        <w:rPr>
+          <w:lang w:val="en-US"/>
+        </w:rPr>
         <w:t>Security Logging and Monitoring Failures</w:t>
       </w:r>
-      <w:bookmarkEnd w:id="29"/>
+      <w:bookmarkEnd w:id="31"/>
     </w:p>
     <w:p>
       <w:pPr>
@@ -5210,14 +7208,14 @@
           <w:lang w:val="en-US"/>
         </w:rPr>
       </w:pPr>
-      <w:bookmarkStart w:id="30" w:name="_Toc169682248"/>
+      <w:bookmarkStart w:id="32" w:name="_Toc169855662"/>
       <w:r>
         <w:rPr>
           <w:lang w:val="en-US"/>
         </w:rPr>
         <w:t>Description:</w:t>
       </w:r>
-      <w:bookmarkEnd w:id="30"/>
+      <w:bookmarkEnd w:id="32"/>
     </w:p>
     <w:p>
       <w:pPr>
@@ -5245,14 +7243,14 @@
           <w:lang w:val="en-US"/>
         </w:rPr>
       </w:pPr>
-      <w:bookmarkStart w:id="31" w:name="_Toc169682249"/>
+      <w:bookmarkStart w:id="33" w:name="_Toc169855663"/>
       <w:r>
         <w:rPr>
           <w:lang w:val="en-US"/>
         </w:rPr>
         <w:t>Mitigation Strategy:</w:t>
       </w:r>
-      <w:bookmarkEnd w:id="31"/>
+      <w:bookmarkEnd w:id="33"/>
     </w:p>
     <w:p>
       <w:pPr>
@@ -5274,6 +7272,44 @@
     </w:p>
     <w:p>
       <w:pPr>
+        <w:pStyle w:val="Heading2"/>
+        <w:numPr>
+          <w:ilvl w:val="1"/>
+          <w:numId w:val="2"/>
+        </w:numPr>
+        <w:rPr>
+          <w:lang w:val="en-US"/>
+        </w:rPr>
+      </w:pPr>
+      <w:bookmarkStart w:id="34" w:name="_Toc169855664"/>
+      <w:r>
+        <w:rPr>
+          <w:lang w:val="en-US"/>
+        </w:rPr>
+        <w:t>Implementation:</w:t>
+      </w:r>
+      <w:bookmarkEnd w:id="34"/>
+    </w:p>
+    <w:p>
+      <w:pPr>
+        <w:pStyle w:val="ListParagraph"/>
+        <w:numPr>
+          <w:ilvl w:val="2"/>
+          <w:numId w:val="2"/>
+        </w:numPr>
+        <w:rPr>
+          <w:lang w:val="en-US"/>
+        </w:rPr>
+      </w:pPr>
+      <w:r>
+        <w:rPr>
+          <w:lang w:val="en-US"/>
+        </w:rPr>
+        <w:t>We implemented exception handler that logs all the custom exceptions into console.</w:t>
+      </w:r>
+    </w:p>
+    <w:p>
+      <w:pPr>
         <w:pStyle w:val="Heading1"/>
         <w:numPr>
           <w:ilvl w:val="0"/>
@@ -5283,14 +7319,14 @@
           <w:lang w:val="en-US"/>
         </w:rPr>
       </w:pPr>
-      <w:bookmarkStart w:id="32" w:name="_Toc169682250"/>
+      <w:bookmarkStart w:id="35" w:name="_Toc169855665"/>
       <w:r>
         <w:rPr>
           <w:lang w:val="en-US"/>
         </w:rPr>
         <w:t>Server-Side Request Forgery (SSRF)</w:t>
       </w:r>
-      <w:bookmarkEnd w:id="32"/>
+      <w:bookmarkEnd w:id="35"/>
     </w:p>
     <w:p>
       <w:pPr>
@@ -5303,14 +7339,14 @@
           <w:lang w:val="en-US"/>
         </w:rPr>
       </w:pPr>
-      <w:bookmarkStart w:id="33" w:name="_Toc169682251"/>
+      <w:bookmarkStart w:id="36" w:name="_Toc169855666"/>
       <w:r>
         <w:rPr>
           <w:lang w:val="en-US"/>
         </w:rPr>
         <w:t>Description:</w:t>
       </w:r>
-      <w:bookmarkEnd w:id="33"/>
+      <w:bookmarkEnd w:id="36"/>
     </w:p>
     <w:p>
       <w:pPr>
@@ -5338,14 +7374,14 @@
           <w:lang w:val="en-US"/>
         </w:rPr>
       </w:pPr>
-      <w:bookmarkStart w:id="34" w:name="_Toc169682252"/>
+      <w:bookmarkStart w:id="37" w:name="_Toc169855667"/>
       <w:r>
         <w:rPr>
           <w:lang w:val="en-US"/>
         </w:rPr>
         <w:t>Mitigation Strategy:</w:t>
       </w:r>
-      <w:bookmarkEnd w:id="34"/>
+      <w:bookmarkEnd w:id="37"/>
     </w:p>
     <w:p>
       <w:pPr>
@@ -5382,14 +7418,14 @@
           <w:lang w:val="en-US"/>
         </w:rPr>
       </w:pPr>
-      <w:bookmarkStart w:id="35" w:name="_Toc169682253"/>
+      <w:bookmarkStart w:id="38" w:name="_Toc169855668"/>
       <w:r>
         <w:rPr>
           <w:lang w:val="en-US"/>
         </w:rPr>
         <w:t>Implementation:</w:t>
       </w:r>
-      <w:bookmarkEnd w:id="35"/>
+      <w:bookmarkEnd w:id="38"/>
     </w:p>
     <w:p>
       <w:pPr>
@@ -5483,7 +7519,7 @@
           <w:lang w:val="en-US"/>
         </w:rPr>
       </w:pPr>
-      <w:bookmarkStart w:id="36" w:name="_Toc169682254"/>
+      <w:bookmarkStart w:id="39" w:name="_Toc169855669"/>
       <w:r>
         <w:rPr>
           <w:noProof/>
@@ -5560,7 +7596,7 @@
         </w:rPr>
         <w:t>Conclusion</w:t>
       </w:r>
-      <w:bookmarkEnd w:id="36"/>
+      <w:bookmarkEnd w:id="39"/>
     </w:p>
     <w:p>
       <w:pPr>
@@ -5580,7 +7616,7 @@
           <w:lang w:val="en-US"/>
         </w:rPr>
       </w:pPr>
-      <w:bookmarkStart w:id="37" w:name="_Toc169682255"/>
+      <w:bookmarkStart w:id="40" w:name="_Toc169855670"/>
       <w:r>
         <w:rPr>
           <w:rStyle w:val="Heading2Char"/>
@@ -5593,7 +7629,7 @@
         </w:rPr>
         <w:t>:</w:t>
       </w:r>
-      <w:bookmarkEnd w:id="37"/>
+      <w:bookmarkEnd w:id="40"/>
       <w:r>
         <w:t xml:space="preserve"> </w:t>
       </w:r>
@@ -5645,7 +7681,14 @@
           <w:rFonts w:cstheme="minorHAnsi"/>
           <w:color w:val="000000"/>
         </w:rPr>
-        <w:t>Our application employs strong encryption techniques for both data at rest and in transit, using industry-standard algorithms like AES-256 and TLS. This approach ensures the confidentiality and integrity of sensitive data.</w:t>
+        <w:t xml:space="preserve">Our application </w:t>
+      </w:r>
+      <w:r>
+        <w:rPr>
+          <w:rFonts w:cstheme="minorHAnsi"/>
+          <w:color w:val="000000"/>
+        </w:rPr>
+        <w:t>don’t have any preventions regarding data in transit or in rest.</w:t>
       </w:r>
     </w:p>
     <w:p>
@@ -5707,7 +7750,7 @@
           <w:rFonts w:cstheme="minorHAnsi"/>
           <w:color w:val="000000"/>
         </w:rPr>
-        <w:t>We have integrated security principles into the application design from the beginning and perform regular threat modeling. This proactive approach helps in identifying and mitigating potential design flaws that could lead to security vulnerabilities.</w:t>
+        <w:t>We don’t implement anything regarding secure design.</w:t>
       </w:r>
     </w:p>
     <w:p>
@@ -5738,7 +7781,7 @@
           <w:rFonts w:cstheme="minorHAnsi"/>
           <w:color w:val="000000"/>
         </w:rPr>
-        <w:t>Through centralized configuration management and automated security testing, we maintain secure configurations across our application. This minimizes the risk of security misconfigurations, which could otherwise be exploited by attackers.</w:t>
+        <w:t>Through centralized configuration management we maintain secure configurations across our application. This minimizes the risk of security misconfigurations, which could otherwise be exploited by attackers.</w:t>
       </w:r>
     </w:p>
     <w:p>
@@ -5769,7 +7812,7 @@
           <w:rFonts w:cstheme="minorHAnsi"/>
           <w:color w:val="000000"/>
         </w:rPr>
-        <w:t>Regular updates of dependencies and the use of vulnerability scanning tools help us avoid the use of vulnerable or outdated components. This practice ensures that our application remains secure against known vulnerabilities in third-party libraries.</w:t>
+        <w:t>Regular updates of dependencies help us avoid the use of vulnerable or outdated components. This practice ensures that our application remains secure against known vulnerabilities in third-party libraries.</w:t>
       </w:r>
     </w:p>
     <w:p>
@@ -5862,7 +7905,7 @@
           <w:rFonts w:cstheme="minorHAnsi"/>
           <w:color w:val="000000"/>
         </w:rPr>
-        <w:t>We currently do not have sufficient logging and monitoring capabilities in place. Implementing robust logging and real-time monitoring systems will help in the timely detection and response to security incidents.</w:t>
+        <w:t>We implemented comprehensive exception logging to identify and quickly resolve any exception thrown by application.</w:t>
       </w:r>
     </w:p>
     <w:p>
@@ -5913,14 +7956,14 @@
           <w:lang w:val="en-US"/>
         </w:rPr>
       </w:pPr>
-      <w:bookmarkStart w:id="38" w:name="_Toc169682256"/>
+      <w:bookmarkStart w:id="41" w:name="_Toc169855671"/>
       <w:r>
         <w:rPr>
           <w:lang w:val="en-US"/>
         </w:rPr>
         <w:t>Next Steps:</w:t>
       </w:r>
-      <w:bookmarkEnd w:id="38"/>
+      <w:bookmarkEnd w:id="41"/>
     </w:p>
     <w:p>
       <w:pPr>
@@ -5953,7 +7996,6 @@
           <w:b/>
           <w:bCs/>
         </w:rPr>
-        <w:lastRenderedPageBreak/>
         <w:t>Multi-Factor Authentication (MFA):</w:t>
       </w:r>
       <w:r>
@@ -5986,28 +8028,29 @@
       <w:pPr>
         <w:pStyle w:val="ListParagraph"/>
         <w:numPr>
-          <w:ilvl w:val="3"/>
+          <w:ilvl w:val="1"/>
           <w:numId w:val="2"/>
         </w:numPr>
         <w:rPr>
           <w:lang w:val="en-US"/>
         </w:rPr>
       </w:pPr>
-      <w:r>
-        <w:rPr>
-          <w:b/>
-          <w:bCs/>
-        </w:rPr>
-        <w:t>Comprehensive Logging:</w:t>
-      </w:r>
-      <w:r>
-        <w:t> Establish comprehensive logging and monitoring to detect and respond to security incidents promptly.</w:t>
+      <w:bookmarkStart w:id="42" w:name="_Toc169855672"/>
+      <w:r>
+        <w:rPr>
+          <w:rStyle w:val="Heading2Char"/>
+        </w:rPr>
+        <w:lastRenderedPageBreak/>
+        <w:t>Continuous Improvement:</w:t>
+      </w:r>
+      <w:bookmarkEnd w:id="42"/>
+      <w:r>
+        <w:t> Security is an ongoing process that requires continuous evaluation and enhancement. Regular audits, updates, and adopting the latest security practices are essential to protecting our application from emerging threats. By maintaining a proactive stance towards security, we can ensure the long-term safety and integrity of our marketplace application.</w:t>
       </w:r>
     </w:p>
     <w:p>
       <w:pPr>
         <w:pStyle w:val="ListParagraph"/>
-        <w:ind w:left="1440"/>
         <w:rPr>
           <w:lang w:val="en-US"/>
         </w:rPr>
@@ -6024,17 +8067,25 @@
           <w:lang w:val="en-US"/>
         </w:rPr>
       </w:pPr>
-      <w:bookmarkStart w:id="39" w:name="_Toc169682257"/>
+      <w:bookmarkStart w:id="43" w:name="_Toc169855673"/>
       <w:r>
         <w:rPr>
           <w:rStyle w:val="Heading2Char"/>
         </w:rPr>
-        <w:t>Continuous Improvement:</w:t>
-      </w:r>
-      <w:bookmarkEnd w:id="39"/>
-      <w:r>
-        <w:t> Security is an ongoing process that requires continuous evaluation and enhancement. Regular audits, updates, and adopting the latest security practices are essential to protecting our application from emerging threats. By maintaining a proactive stance towards security, we can ensure the long-term safety and integrity of our marketplace application.</w:t>
-      </w:r>
+        <w:t>Acknowledgments:</w:t>
+      </w:r>
+      <w:bookmarkEnd w:id="43"/>
+      <w:r>
+        <w:t> We acknowledge the efforts of our development and security teams in implementing these security measures. Their dedication to maintaining high standards of security helps us deliver a secure and reliable platform for our users.</w:t>
+      </w:r>
+    </w:p>
+    <w:p>
+      <w:pPr>
+        <w:pStyle w:val="ListParagraph"/>
+        <w:rPr>
+          <w:lang w:val="en-US"/>
+        </w:rPr>
+      </w:pPr>
     </w:p>
     <w:p>
       <w:pPr>
@@ -6055,53 +8106,14 @@
           <w:lang w:val="en-US"/>
         </w:rPr>
       </w:pPr>
-      <w:bookmarkStart w:id="40" w:name="_Toc169682258"/>
+      <w:bookmarkStart w:id="44" w:name="_Toc169855674"/>
       <w:r>
         <w:rPr>
           <w:rStyle w:val="Heading2Char"/>
         </w:rPr>
-        <w:t>Acknowledgments:</w:t>
-      </w:r>
-      <w:bookmarkEnd w:id="40"/>
-      <w:r>
-        <w:t> We acknowledge the efforts of our development and security teams in implementing these security measures. Their dedication to maintaining high standards of security helps us deliver a secure and reliable platform for our users.</w:t>
-      </w:r>
-    </w:p>
-    <w:p>
-      <w:pPr>
-        <w:pStyle w:val="ListParagraph"/>
-        <w:rPr>
-          <w:lang w:val="en-US"/>
-        </w:rPr>
-      </w:pPr>
-    </w:p>
-    <w:p>
-      <w:pPr>
-        <w:pStyle w:val="ListParagraph"/>
-        <w:rPr>
-          <w:lang w:val="en-US"/>
-        </w:rPr>
-      </w:pPr>
-    </w:p>
-    <w:p>
-      <w:pPr>
-        <w:pStyle w:val="ListParagraph"/>
-        <w:numPr>
-          <w:ilvl w:val="1"/>
-          <w:numId w:val="2"/>
-        </w:numPr>
-        <w:rPr>
-          <w:lang w:val="en-US"/>
-        </w:rPr>
-      </w:pPr>
-      <w:bookmarkStart w:id="41" w:name="_Toc169682259"/>
-      <w:r>
-        <w:rPr>
-          <w:rStyle w:val="Heading2Char"/>
-        </w:rPr>
         <w:t>Final Thoughts:</w:t>
       </w:r>
-      <w:bookmarkEnd w:id="41"/>
+      <w:bookmarkEnd w:id="44"/>
       <w:r>
         <w:rPr>
           <w:b/>
@@ -7156,6 +9168,22 @@
     <w:qFormat/>
     <w:rsid w:val="00377604"/>
   </w:style>
+  <w:style w:type="table" w:styleId="TableGrid">
+    <w:name w:val="Table Grid"/>
+    <w:basedOn w:val="TableNormal"/>
+    <w:uiPriority w:val="39"/>
+    <w:rsid w:val="00F53422"/>
+    <w:tblPr>
+      <w:tblBorders>
+        <w:top w:val="single" w:sz="4" w:space="0" w:color="auto"/>
+        <w:left w:val="single" w:sz="4" w:space="0" w:color="auto"/>
+        <w:bottom w:val="single" w:sz="4" w:space="0" w:color="auto"/>
+        <w:right w:val="single" w:sz="4" w:space="0" w:color="auto"/>
+        <w:insideH w:val="single" w:sz="4" w:space="0" w:color="auto"/>
+        <w:insideV w:val="single" w:sz="4" w:space="0" w:color="auto"/>
+      </w:tblBorders>
+    </w:tblPr>
+  </w:style>
 </w:styles>
 </file>
 
